--- a/docs/downloads/john-nelson-darby/تم/doc_0349.docx
+++ b/docs/downloads/john-nelson-darby/تم/doc_0349.docx
@@ -1,445 +1,864 @@
 
 <file path=word/document.xml><?xml version="1.0" encoding="utf-8"?>
-<w:document xmlns:wpc="http://schemas.microsoft.com/office/word/2010/wordprocessingCanvas" xmlns:cx="http://schemas.microsoft.com/office/drawing/2014/chartex" xmlns:cx1="http://schemas.microsoft.com/office/drawing/2015/9/8/chartex" xmlns:cx2="http://schemas.microsoft.com/office/drawing/2015/10/21/chartex" xmlns:cx3="http://schemas.microsoft.com/office/drawing/2016/5/9/chartex" xmlns:cx4="http://schemas.microsoft.com/office/drawing/2016/5/10/chartex" xmlns:cx5="http://schemas.microsoft.com/office/drawing/2016/5/11/chartex" xmlns:cx6="http://schemas.microsoft.com/office/drawing/2016/5/12/chartex" xmlns:cx7="http://schemas.microsoft.com/office/drawing/2016/5/13/chartex" xmlns:cx8="http://schemas.microsoft.com/office/drawing/2016/5/14/chartex" xmlns:mc="http://schemas.openxmlformats.org/markup-compatibility/2006" xmlns:aink="http://schemas.microsoft.com/office/drawing/2016/ink" xmlns:am3d="http://schemas.microsoft.com/office/drawing/2017/model3d" xmlns:o="urn:schemas-microsoft-com:office:office" xmlns:r="http://schemas.openxmlformats.org/officeDocument/2006/relationships" xmlns:m="http://schemas.openxmlformats.org/officeDocument/2006/math" xmlns:v="urn:schemas-microsoft-com:vml" xmlns:wp14="http://schemas.microsoft.com/office/word/2010/wordprocessingDrawing" xmlns:wp="http://schemas.openxmlformats.org/drawingml/2006/wordprocessingDrawing" xmlns:w10="urn:schemas-microsoft-com:office:word" xmlns:w="http://schemas.openxmlformats.org/wordprocessingml/2006/main" xmlns:w14="http://schemas.microsoft.com/office/word/2010/wordml" xmlns:w15="http://schemas.microsoft.com/office/word/2012/wordml" xmlns:w16cex="http://schemas.microsoft.com/office/word/2018/wordml/cex" xmlns:w16cid="http://schemas.microsoft.com/office/word/2016/wordml/cid" xmlns:w16="http://schemas.microsoft.com/office/word/2018/wordml" xmlns:w16se="http://schemas.microsoft.com/office/word/2015/wordml/symex" xmlns:wpg="http://schemas.microsoft.com/office/word/2010/wordprocessingGroup" xmlns:wpi="http://schemas.microsoft.com/office/word/2010/wordprocessingInk" xmlns:wne="http://schemas.microsoft.com/office/word/2006/wordml" xmlns:wps="http://schemas.microsoft.com/office/word/2010/wordprocessingShape" mc:Ignorable="w14 w15 w16se w16cid w16 w16cex wp14">
-  <w:background w:color="E2EFD9" w:themeColor="accent6" w:themeTint="33"/>
+<w:document xmlns:wpc="http://schemas.microsoft.com/office/word/2010/wordprocessingCanvas" xmlns:cx="http://schemas.microsoft.com/office/drawing/2014/chartex" xmlns:cx1="http://schemas.microsoft.com/office/drawing/2015/9/8/chartex" xmlns:cx2="http://schemas.microsoft.com/office/drawing/2015/10/21/chartex" xmlns:cx3="http://schemas.microsoft.com/office/drawing/2016/5/9/chartex" xmlns:cx4="http://schemas.microsoft.com/office/drawing/2016/5/10/chartex" xmlns:cx5="http://schemas.microsoft.com/office/drawing/2016/5/11/chartex" xmlns:cx6="http://schemas.microsoft.com/office/drawing/2016/5/12/chartex" xmlns:cx7="http://schemas.microsoft.com/office/drawing/2016/5/13/chartex" xmlns:cx8="http://schemas.microsoft.com/office/drawing/2016/5/14/chartex" xmlns:mc="http://schemas.openxmlformats.org/markup-compatibility/2006" xmlns:aink="http://schemas.microsoft.com/office/drawing/2016/ink" xmlns:am3d="http://schemas.microsoft.com/office/drawing/2017/model3d" xmlns:o="urn:schemas-microsoft-com:office:office" xmlns:oel="http://schemas.microsoft.com/office/2019/extlst" xmlns:r="http://schemas.openxmlformats.org/officeDocument/2006/relationships" xmlns:m="http://schemas.openxmlformats.org/officeDocument/2006/math" xmlns:v="urn:schemas-microsoft-com:vml" xmlns:wp14="http://schemas.microsoft.com/office/word/2010/wordprocessingDrawing" xmlns:wp="http://schemas.openxmlformats.org/drawingml/2006/wordprocessingDrawing" xmlns:w10="urn:schemas-microsoft-com:office:word" xmlns:w="http://schemas.openxmlformats.org/wordprocessingml/2006/main" xmlns:w14="http://schemas.microsoft.com/office/word/2010/wordml" xmlns:w15="http://schemas.microsoft.com/office/word/2012/wordml" xmlns:w16cex="http://schemas.microsoft.com/office/word/2018/wordml/cex" xmlns:w16cid="http://schemas.microsoft.com/office/word/2016/wordml/cid" xmlns:w16="http://schemas.microsoft.com/office/word/2018/wordml" xmlns:w16sdtdh="http://schemas.microsoft.com/office/word/2020/wordml/sdtdatahash" xmlns:w16se="http://schemas.microsoft.com/office/word/2015/wordml/symex" xmlns:wpg="http://schemas.microsoft.com/office/word/2010/wordprocessingGroup" xmlns:wpi="http://schemas.microsoft.com/office/word/2010/wordprocessingInk" xmlns:wne="http://schemas.microsoft.com/office/word/2006/wordml" xmlns:wps="http://schemas.microsoft.com/office/word/2010/wordprocessingShape" mc:Ignorable="w14 w15 w16se w16cid w16 w16cex w16sdtdh wp14">
   <w:body>
     <w:p>
       <w:pPr>
-        <w:bidi/>
-        <w:jc w:val="center"/>
-        <w:rPr>
-          <w:b/>
-          <w:bCs/>
-          <w:sz w:val="48"/>
-          <w:szCs w:val="48"/>
-          <w:rtl/>
-          <w:lang w:bidi="ar-EG"/>
+        <w:rPr>
+          <w:rtl/>
+          <w:lang w:bidi="ar-SA"/>
         </w:rPr>
       </w:pPr>
-      <w:hyperlink r:id="rId5" w:history="1">
+      <w:hyperlink r:id="rId4" w:history="1">
         <w:r>
           <w:rPr>
             <w:rStyle w:val="Hyperlink"/>
-            <w:rFonts w:hint="cs"/>
-            <w:b/>
-            <w:bCs/>
-            <w:sz w:val="48"/>
-            <w:szCs w:val="48"/>
             <w:rtl/>
-            <w:lang w:bidi="ar-EG"/>
+            <w:lang w:bidi="ar-SA"/>
           </w:rPr>
-          <w:t>سر التقوى</w:t>
+          <w:t>رَغِيفُ خُبْزِ شَعِيرٍ</w:t>
         </w:r>
       </w:hyperlink>
     </w:p>
     <w:p>
       <w:pPr>
-        <w:bidi/>
-        <w:jc w:val="both"/>
-        <w:rPr>
-          <w:b/>
-          <w:bCs/>
-          <w:rtl/>
-          <w:lang w:bidi="ar-EG"/>
+        <w:rPr>
+          <w:rtl/>
+          <w:lang w:bidi="ar-SA"/>
         </w:rPr>
       </w:pPr>
       <w:r>
         <w:rPr>
-          <w:b/>
-          <w:bCs/>
-          <w:lang w:bidi="ar-EG"/>
-        </w:rPr>
-        <w:t>John Nelson Darby</w:t>
+          <w:rFonts w:hint="cs"/>
+          <w:rtl/>
+          <w:lang w:bidi="ar-SA"/>
+        </w:rPr>
+        <w:t xml:space="preserve">قضاة 7: 13 </w:t>
+      </w:r>
+      <w:r>
+        <w:rPr>
+          <w:rtl/>
+          <w:lang w:bidi="ar-SA"/>
+        </w:rPr>
+        <w:t>–</w:t>
+      </w:r>
+      <w:r>
+        <w:rPr>
+          <w:rFonts w:hint="cs"/>
+          <w:rtl/>
+          <w:lang w:bidi="ar-SA"/>
+        </w:rPr>
+        <w:t xml:space="preserve"> 14</w:t>
       </w:r>
     </w:p>
     <w:p>
       <w:pPr>
-        <w:bidi/>
-        <w:jc w:val="both"/>
-        <w:rPr>
-          <w:b/>
-          <w:bCs/>
-          <w:color w:val="FF0000"/>
-          <w:sz w:val="32"/>
-          <w:szCs w:val="32"/>
-          <w:rtl/>
-          <w:lang w:bidi="ar-EG"/>
+        <w:bidi w:val="0"/>
+        <w:rPr>
+          <w:lang w:bidi="ar-SA"/>
         </w:rPr>
       </w:pPr>
       <w:r>
         <w:rPr>
-          <w:rFonts w:hint="cs"/>
-          <w:b/>
-          <w:bCs/>
-          <w:color w:val="FF0000"/>
-          <w:sz w:val="32"/>
-          <w:szCs w:val="32"/>
-          <w:rtl/>
-          <w:lang w:bidi="ar-EG"/>
-        </w:rPr>
-        <w:t>1. تيموثاوس 3: 16</w:t>
+          <w:lang w:bidi="ar-SA"/>
+        </w:rPr>
+        <w:t>John Nelson Darby</w:t>
       </w:r>
     </w:p>
     <w:p>
       <w:pPr>
-        <w:bidi/>
-        <w:jc w:val="both"/>
-        <w:rPr>
-          <w:sz w:val="48"/>
-          <w:szCs w:val="48"/>
-          <w:rtl/>
-          <w:lang w:bidi="ar-EG"/>
+        <w:rPr>
+          <w:rtl/>
+          <w:lang w:bidi="ar-SA"/>
         </w:rPr>
       </w:pPr>
       <w:r>
         <w:rPr>
           <w:rFonts w:hint="cs"/>
-          <w:sz w:val="48"/>
-          <w:szCs w:val="48"/>
-          <w:rtl/>
-          <w:lang w:bidi="ar-EG"/>
-        </w:rPr>
-        <w:t>في رسالة تيموثاوس الأولى نجد موضعًا كتابيًا ملفتًا للنظر، كثيرًا ما نتغاضى عن قوته. لقد أراد الرسول أن يعلم تيموثاوس، كيف يجب أن يتصرف في بيت الله. ومن ثم عرض القوة التي تنشئ كل تقوى حقيقية: "</w:t>
-      </w:r>
-      <w:r>
-        <w:rPr>
-          <w:sz w:val="48"/>
-          <w:szCs w:val="48"/>
-          <w:rtl/>
-          <w:lang w:bidi="ar-EG"/>
-        </w:rPr>
-        <w:t>وَبِالإِجْمَاعِ عَظِيمٌ هُوَ سِرُّ التَّقْوَى: اللهُ ظَهَرَ فِي الْجَسَدِ، تَبَرَّرَ فِي الرُّوحِ، تَرَاءَى لِمَلاَئِكَةٍ، كُرِزَ بِهِ بَيْنَ الأُمَمِ، أُومِنَ بِهِ فِي الْعَالَمِ، رُفِعَ فِي الْمَجْدِ.</w:t>
-      </w:r>
-      <w:r>
-        <w:rPr>
-          <w:rFonts w:hint="cs"/>
-          <w:sz w:val="48"/>
-          <w:szCs w:val="48"/>
-          <w:rtl/>
-          <w:lang w:bidi="ar-EG"/>
+          <w:rtl/>
+          <w:lang w:bidi="ar-SA"/>
         </w:rPr>
         <w:t>"</w:t>
+      </w:r>
+      <w:r>
+        <w:rPr>
+          <w:rtl/>
+        </w:rPr>
+        <w:t xml:space="preserve"> </w:t>
+      </w:r>
+      <w:r>
+        <w:rPr>
+          <w:rtl/>
+          <w:lang w:bidi="ar-SA"/>
+        </w:rPr>
+        <w:t>13</w:t>
+      </w:r>
+      <w:r>
+        <w:rPr>
+          <w:rFonts w:ascii="Arial" w:hAnsi="Arial" w:cs="Arial" w:hint="cs"/>
+          <w:rtl/>
+          <w:lang w:bidi="ar-SA"/>
+        </w:rPr>
+        <w:t>​</w:t>
+      </w:r>
+      <w:r>
+        <w:rPr>
+          <w:rtl/>
+          <w:lang w:bidi="ar-SA"/>
+        </w:rPr>
+        <w:t xml:space="preserve"> </w:t>
+      </w:r>
+      <w:r>
+        <w:rPr>
+          <w:rFonts w:ascii="Arial" w:hAnsi="Arial" w:cs="Arial" w:hint="cs"/>
+          <w:rtl/>
+          <w:lang w:bidi="ar-SA"/>
+        </w:rPr>
+        <w:t>​</w:t>
+      </w:r>
+      <w:r>
+        <w:rPr>
+          <w:rFonts w:hint="cs"/>
+          <w:rtl/>
+          <w:lang w:bidi="ar-SA"/>
+        </w:rPr>
+        <w:t>وَجَاءَ</w:t>
+      </w:r>
+      <w:r>
+        <w:rPr>
+          <w:rtl/>
+          <w:lang w:bidi="ar-SA"/>
+        </w:rPr>
+        <w:t xml:space="preserve"> </w:t>
+      </w:r>
+      <w:r>
+        <w:rPr>
+          <w:rFonts w:hint="cs"/>
+          <w:rtl/>
+          <w:lang w:bidi="ar-SA"/>
+        </w:rPr>
+        <w:t>جِدْعُونُ</w:t>
+      </w:r>
+      <w:r>
+        <w:rPr>
+          <w:rtl/>
+          <w:lang w:bidi="ar-SA"/>
+        </w:rPr>
+        <w:t xml:space="preserve"> </w:t>
+      </w:r>
+      <w:r>
+        <w:rPr>
+          <w:rFonts w:hint="cs"/>
+          <w:rtl/>
+          <w:lang w:bidi="ar-SA"/>
+        </w:rPr>
+        <w:t>فَإِذَا</w:t>
+      </w:r>
+      <w:r>
+        <w:rPr>
+          <w:rtl/>
+          <w:lang w:bidi="ar-SA"/>
+        </w:rPr>
+        <w:t xml:space="preserve"> </w:t>
+      </w:r>
+      <w:r>
+        <w:rPr>
+          <w:rFonts w:hint="cs"/>
+          <w:rtl/>
+          <w:lang w:bidi="ar-SA"/>
+        </w:rPr>
+        <w:t>رَجُلٌ</w:t>
+      </w:r>
+      <w:r>
+        <w:rPr>
+          <w:rtl/>
+          <w:lang w:bidi="ar-SA"/>
+        </w:rPr>
+        <w:t xml:space="preserve"> </w:t>
+      </w:r>
+      <w:r>
+        <w:rPr>
+          <w:rFonts w:hint="cs"/>
+          <w:rtl/>
+          <w:lang w:bidi="ar-SA"/>
+        </w:rPr>
+        <w:t>يُخَبِّرُ</w:t>
+      </w:r>
+      <w:r>
+        <w:rPr>
+          <w:rtl/>
+          <w:lang w:bidi="ar-SA"/>
+        </w:rPr>
+        <w:t xml:space="preserve"> </w:t>
+      </w:r>
+      <w:r>
+        <w:rPr>
+          <w:rFonts w:hint="cs"/>
+          <w:rtl/>
+          <w:lang w:bidi="ar-SA"/>
+        </w:rPr>
+        <w:t>صَاحِبَهُ</w:t>
+      </w:r>
+      <w:r>
+        <w:rPr>
+          <w:rtl/>
+          <w:lang w:bidi="ar-SA"/>
+        </w:rPr>
+        <w:t xml:space="preserve"> </w:t>
+      </w:r>
+      <w:r>
+        <w:rPr>
+          <w:rFonts w:hint="cs"/>
+          <w:rtl/>
+          <w:lang w:bidi="ar-SA"/>
+        </w:rPr>
+        <w:t>بِحُلْمٍ</w:t>
+      </w:r>
+      <w:r>
+        <w:rPr>
+          <w:rtl/>
+          <w:lang w:bidi="ar-SA"/>
+        </w:rPr>
+        <w:t xml:space="preserve"> </w:t>
+      </w:r>
+      <w:r>
+        <w:rPr>
+          <w:rFonts w:hint="cs"/>
+          <w:rtl/>
+          <w:lang w:bidi="ar-SA"/>
+        </w:rPr>
+        <w:t>وَيَقُولُ</w:t>
+      </w:r>
+      <w:r>
+        <w:rPr>
+          <w:rtl/>
+          <w:lang w:bidi="ar-SA"/>
+        </w:rPr>
+        <w:t xml:space="preserve">: </w:t>
+      </w:r>
+      <w:r>
+        <w:rPr>
+          <w:rFonts w:hint="cs"/>
+          <w:rtl/>
+          <w:lang w:bidi="ar-SA"/>
+        </w:rPr>
+        <w:t>«هُوَذَا</w:t>
+      </w:r>
+      <w:r>
+        <w:rPr>
+          <w:rtl/>
+          <w:lang w:bidi="ar-SA"/>
+        </w:rPr>
+        <w:t xml:space="preserve"> </w:t>
+      </w:r>
+      <w:r>
+        <w:rPr>
+          <w:rFonts w:hint="cs"/>
+          <w:rtl/>
+          <w:lang w:bidi="ar-SA"/>
+        </w:rPr>
+        <w:t>قَدْ</w:t>
+      </w:r>
+      <w:r>
+        <w:rPr>
+          <w:rtl/>
+          <w:lang w:bidi="ar-SA"/>
+        </w:rPr>
+        <w:t xml:space="preserve"> </w:t>
+      </w:r>
+      <w:r>
+        <w:rPr>
+          <w:rFonts w:hint="cs"/>
+          <w:rtl/>
+          <w:lang w:bidi="ar-SA"/>
+        </w:rPr>
+        <w:t>حَلُمْت</w:t>
+      </w:r>
+      <w:r>
+        <w:rPr>
+          <w:rtl/>
+          <w:lang w:bidi="ar-SA"/>
+        </w:rPr>
+        <w:t xml:space="preserve">ُ حُلْمًا، وَإِذَا رَغِيفُ خُبْزِ شَعِيرٍ يَتَدَحْرَجُ فِي مَحَلَّةِ الْمِدْيَانِيِّينَ، وَجَاءَ إِلَى الْخَيْمَةِ وَضَرَبَهَا فَسَقَطَتْ، وَقَلَبَهَا إِلَى فَوْق فَسَقَطَتِ الْخَيْمَةُ».  </w:t>
+      </w:r>
+      <w:r>
+        <w:rPr>
+          <w:rFonts w:ascii="Arial" w:hAnsi="Arial" w:cs="Arial" w:hint="cs"/>
+          <w:rtl/>
+          <w:lang w:bidi="ar-SA"/>
+        </w:rPr>
+        <w:t>​</w:t>
+      </w:r>
+      <w:r>
+        <w:rPr>
+          <w:rtl/>
+          <w:lang w:bidi="ar-SA"/>
+        </w:rPr>
+        <w:t>14</w:t>
+      </w:r>
+      <w:r>
+        <w:rPr>
+          <w:rFonts w:ascii="Arial" w:hAnsi="Arial" w:cs="Arial" w:hint="cs"/>
+          <w:rtl/>
+          <w:lang w:bidi="ar-SA"/>
+        </w:rPr>
+        <w:t>​</w:t>
+      </w:r>
+      <w:r>
+        <w:rPr>
+          <w:rtl/>
+          <w:lang w:bidi="ar-SA"/>
+        </w:rPr>
+        <w:t xml:space="preserve"> </w:t>
+      </w:r>
+      <w:r>
+        <w:rPr>
+          <w:rFonts w:ascii="Arial" w:hAnsi="Arial" w:cs="Arial" w:hint="cs"/>
+          <w:rtl/>
+          <w:lang w:bidi="ar-SA"/>
+        </w:rPr>
+        <w:t>​</w:t>
+      </w:r>
+      <w:r>
+        <w:rPr>
+          <w:rFonts w:hint="cs"/>
+          <w:rtl/>
+          <w:lang w:bidi="ar-SA"/>
+        </w:rPr>
+        <w:t>فَأَجَابَ</w:t>
+      </w:r>
+      <w:r>
+        <w:rPr>
+          <w:rtl/>
+          <w:lang w:bidi="ar-SA"/>
+        </w:rPr>
+        <w:t xml:space="preserve"> </w:t>
+      </w:r>
+      <w:r>
+        <w:rPr>
+          <w:rFonts w:hint="cs"/>
+          <w:rtl/>
+          <w:lang w:bidi="ar-SA"/>
+        </w:rPr>
+        <w:t>صَاحِبُهُ</w:t>
+      </w:r>
+      <w:r>
+        <w:rPr>
+          <w:rtl/>
+          <w:lang w:bidi="ar-SA"/>
+        </w:rPr>
+        <w:t xml:space="preserve"> </w:t>
+      </w:r>
+      <w:r>
+        <w:rPr>
+          <w:rFonts w:hint="cs"/>
+          <w:rtl/>
+          <w:lang w:bidi="ar-SA"/>
+        </w:rPr>
+        <w:t>وَقَالَ</w:t>
+      </w:r>
+      <w:r>
+        <w:rPr>
+          <w:rtl/>
+          <w:lang w:bidi="ar-SA"/>
+        </w:rPr>
+        <w:t xml:space="preserve">: </w:t>
+      </w:r>
+      <w:r>
+        <w:rPr>
+          <w:rFonts w:hint="cs"/>
+          <w:rtl/>
+          <w:lang w:bidi="ar-SA"/>
+        </w:rPr>
+        <w:t>«لَيْسَ</w:t>
+      </w:r>
+      <w:r>
+        <w:rPr>
+          <w:rtl/>
+          <w:lang w:bidi="ar-SA"/>
+        </w:rPr>
+        <w:t xml:space="preserve"> </w:t>
+      </w:r>
+      <w:r>
+        <w:rPr>
+          <w:rFonts w:hint="cs"/>
+          <w:rtl/>
+          <w:lang w:bidi="ar-SA"/>
+        </w:rPr>
+        <w:t>ذلِكَ</w:t>
+      </w:r>
+      <w:r>
+        <w:rPr>
+          <w:rtl/>
+          <w:lang w:bidi="ar-SA"/>
+        </w:rPr>
+        <w:t xml:space="preserve"> </w:t>
+      </w:r>
+      <w:r>
+        <w:rPr>
+          <w:rFonts w:hint="cs"/>
+          <w:rtl/>
+          <w:lang w:bidi="ar-SA"/>
+        </w:rPr>
+        <w:t>إِلأَّ</w:t>
+      </w:r>
+      <w:r>
+        <w:rPr>
+          <w:rtl/>
+          <w:lang w:bidi="ar-SA"/>
+        </w:rPr>
+        <w:t xml:space="preserve"> </w:t>
+      </w:r>
+      <w:r>
+        <w:rPr>
+          <w:rFonts w:hint="cs"/>
+          <w:rtl/>
+          <w:lang w:bidi="ar-SA"/>
+        </w:rPr>
+        <w:t>سَيْفَ</w:t>
+      </w:r>
+      <w:r>
+        <w:rPr>
+          <w:rtl/>
+          <w:lang w:bidi="ar-SA"/>
+        </w:rPr>
+        <w:t xml:space="preserve"> </w:t>
+      </w:r>
+      <w:r>
+        <w:rPr>
+          <w:rFonts w:hint="cs"/>
+          <w:rtl/>
+          <w:lang w:bidi="ar-SA"/>
+        </w:rPr>
+        <w:t>جِدْ</w:t>
+      </w:r>
+      <w:r>
+        <w:rPr>
+          <w:rtl/>
+          <w:lang w:bidi="ar-SA"/>
+        </w:rPr>
+        <w:t>عُونَ بْنِ يُوآشَ رَجُلِ إِسْرَائِيلَ. قَدْ دَفَعَ اللهُ إِلَى يَدِهِ الْمِدْيَانِيِّينَ وَكُلَّ الْجَيْشِ».</w:t>
+      </w:r>
+      <w:r>
+        <w:rPr>
+          <w:rFonts w:hint="cs"/>
+          <w:rtl/>
+          <w:lang w:bidi="ar-SA"/>
+        </w:rPr>
+        <w:t>" (</w:t>
+      </w:r>
+      <w:r>
+        <w:rPr>
+          <w:rtl/>
+          <w:lang w:bidi="ar-SA"/>
+        </w:rPr>
+        <w:t>قضاة 7: 13 – 14</w:t>
+      </w:r>
+      <w:r>
+        <w:rPr>
+          <w:rFonts w:hint="cs"/>
+          <w:rtl/>
+          <w:lang w:bidi="ar-SA"/>
+        </w:rPr>
+        <w:t>)</w:t>
       </w:r>
     </w:p>
     <w:p>
       <w:pPr>
-        <w:bidi/>
-        <w:jc w:val="both"/>
-        <w:rPr>
-          <w:sz w:val="48"/>
-          <w:szCs w:val="48"/>
-          <w:rtl/>
-          <w:lang w:bidi="ar-EG"/>
+        <w:rPr>
+          <w:rtl/>
+          <w:lang w:bidi="ar-SA"/>
         </w:rPr>
       </w:pPr>
       <w:r>
         <w:rPr>
           <w:rFonts w:hint="cs"/>
-          <w:sz w:val="48"/>
-          <w:szCs w:val="48"/>
-          <w:rtl/>
-          <w:lang w:bidi="ar-EG"/>
-        </w:rPr>
-        <w:t xml:space="preserve">كثيرًا ما يُقتبس هذا العدد أو يُشرح، كما لو كان يتكلم عن سر الألوهية، أو عن سر شخص المسيح. ولكن الأمر هو عن سر التقوى أو السر الذي به تنشأ كل تقوى حقيقية </w:t>
-      </w:r>
-      <w:r>
-        <w:rPr>
-          <w:sz w:val="48"/>
-          <w:szCs w:val="48"/>
-          <w:rtl/>
-          <w:lang w:bidi="ar-EG"/>
-        </w:rPr>
-        <w:t>–</w:t>
-      </w:r>
-      <w:r>
-        <w:rPr>
-          <w:rFonts w:hint="cs"/>
-          <w:sz w:val="48"/>
-          <w:szCs w:val="48"/>
-          <w:rtl/>
-          <w:lang w:bidi="ar-EG"/>
-        </w:rPr>
-        <w:t xml:space="preserve"> المصدر الإلهي لكل ما يمكن أن ندعوه تقوى في الإنسان.</w:t>
+          <w:rtl/>
+          <w:lang w:bidi="ar-SA"/>
+        </w:rPr>
+        <w:t>يقف جدعون أمام المعركة الحاسمة مع المديانيين. لكن قبل ابتداء أول معركة أتاه الله بصورة عجيبة وشدّد إيمانه. وقد جعل جدعون يسمع من فم رجلٍ مدياني ما كان في قلب المديانيين. ولكي يشجعنا،</w:t>
+      </w:r>
+      <w:r>
+        <w:rPr>
+          <w:rtl/>
+        </w:rPr>
+        <w:t xml:space="preserve"> </w:t>
+      </w:r>
+      <w:r>
+        <w:rPr>
+          <w:rtl/>
+          <w:lang w:bidi="ar-SA"/>
+        </w:rPr>
+        <w:t>كثيرًا ما يجعلنا</w:t>
+      </w:r>
+      <w:r>
+        <w:rPr>
+          <w:rFonts w:hint="cs"/>
+          <w:rtl/>
+          <w:lang w:bidi="ar-SA"/>
+        </w:rPr>
+        <w:t xml:space="preserve"> الله كذلك في أيامنا نعرف ما في قلب أعداءنا. إن كلام الشياطين في متى 8: 29: "</w:t>
+      </w:r>
+      <w:r>
+        <w:rPr>
+          <w:rtl/>
+          <w:lang w:bidi="ar-SA"/>
+        </w:rPr>
+        <w:t>أَجِئْتَ إِلَى هُنَا قَبْلَ الْوَقْتِ لِتُعَذِّبَنَا؟»</w:t>
+      </w:r>
+      <w:r>
+        <w:rPr>
+          <w:rFonts w:hint="cs"/>
+          <w:rtl/>
+          <w:lang w:bidi="ar-SA"/>
+        </w:rPr>
+        <w:t xml:space="preserve">" توضّح هذا الأمر. </w:t>
+      </w:r>
+      <w:r>
+        <w:rPr>
+          <w:rtl/>
+          <w:lang w:bidi="ar-SA"/>
+        </w:rPr>
+        <w:t xml:space="preserve">أما بالنسبة لشعوب هذا العالم، فيمكننا أن </w:t>
+      </w:r>
+      <w:r>
+        <w:rPr>
+          <w:rFonts w:hint="cs"/>
+          <w:rtl/>
+          <w:lang w:bidi="ar-SA"/>
+        </w:rPr>
+        <w:t>نكون م</w:t>
+      </w:r>
+      <w:r>
+        <w:rPr>
+          <w:rtl/>
+          <w:lang w:bidi="ar-SA"/>
+        </w:rPr>
+        <w:t>طمئن</w:t>
+      </w:r>
+      <w:r>
+        <w:rPr>
+          <w:rFonts w:hint="cs"/>
+          <w:rtl/>
+          <w:lang w:bidi="ar-SA"/>
+        </w:rPr>
+        <w:t>ين: كثيرون لا يشكون فعلاً بأن المسيحيين هم أخيرًا على حق. فقط لأنهم يعرفون أن كثيرين هم إلى جانبهم دائمًا ما يحاولون بأن يقنعوا الآخرين عكس ذلك. لكن الله يشجع عبده جدعون، وهو يشجعنا نحن أيضًا.</w:t>
       </w:r>
     </w:p>
     <w:p>
       <w:pPr>
-        <w:bidi/>
-        <w:jc w:val="both"/>
-        <w:rPr>
-          <w:rFonts w:hint="cs"/>
-          <w:sz w:val="48"/>
-          <w:szCs w:val="48"/>
-          <w:rtl/>
-          <w:lang w:bidi="ar-EG"/>
+        <w:rPr>
+          <w:rtl/>
+          <w:lang w:bidi="ar-SA"/>
         </w:rPr>
       </w:pPr>
       <w:r>
         <w:rPr>
           <w:rFonts w:hint="cs"/>
-          <w:sz w:val="48"/>
-          <w:szCs w:val="48"/>
-          <w:rtl/>
-          <w:lang w:bidi="ar-EG"/>
+          <w:rtl/>
+          <w:lang w:bidi="ar-SA"/>
+        </w:rPr>
+        <w:t>لكن دعونا ننتبه بأن التشجيع الإلهي لا يسمح للجسد أبدًا أن يتعظم. كل ما يأتي من الكبرياء والُعجب بالنفس لا بد وأن يختفي. عندما يكون الله يريد أن يخبر عبده المختار عن الأمور التي ستحدث؛ عندما يكون يريد بأن يريه أنه سيضرب مديان كرجل واحد، فإنه أيضًا يجعله يشعر في عمق قلبه، بأنه في ذاته لا شيء إلا "رغيف شعير".</w:t>
+      </w:r>
+    </w:p>
+    <w:p>
+      <w:pPr>
+        <w:rPr>
+          <w:rtl/>
+          <w:lang w:bidi="ar-SA"/>
+        </w:rPr>
+      </w:pPr>
+      <w:r>
+        <w:rPr>
+          <w:rFonts w:hint="cs"/>
+          <w:rtl/>
+          <w:lang w:bidi="ar-SA"/>
+        </w:rPr>
+        <w:t>أليس في هذا أيضًا تعليم عميق لنا؟ إن ازداد</w:t>
+      </w:r>
+      <w:r>
+        <w:rPr>
+          <w:rtl/>
+        </w:rPr>
+        <w:t xml:space="preserve"> </w:t>
+      </w:r>
+      <w:r>
+        <w:rPr>
+          <w:rtl/>
+          <w:lang w:bidi="ar-SA"/>
+        </w:rPr>
+        <w:t>المسيحيون</w:t>
+      </w:r>
+      <w:r>
+        <w:rPr>
+          <w:rFonts w:hint="cs"/>
+          <w:rtl/>
+          <w:lang w:bidi="ar-SA"/>
+        </w:rPr>
+        <w:t xml:space="preserve"> في تحررهم من شكلهم العالمي، وإن ازدادوا تشبهًا بـ"رغيف شعير" (أكثر الأطعمة تواضعًا)، فلن يقوى العالم على الصمود خوفًا منهم. بدلاً من ذلك نحن نسرّ بأن </w:t>
+      </w:r>
+      <w:r>
+        <w:rPr>
+          <w:rFonts w:hint="cs"/>
+          <w:rtl/>
+          <w:lang w:bidi="ar-SA"/>
+        </w:rPr>
+        <w:t>نحلّي</w:t>
+      </w:r>
+      <w:r>
+        <w:rPr>
+          <w:rFonts w:hint="cs"/>
+          <w:rtl/>
+          <w:lang w:bidi="ar-SA"/>
+        </w:rPr>
+        <w:t xml:space="preserve"> أنفسنا بزينة العالم</w:t>
+      </w:r>
+      <w:r>
+        <w:rPr>
+          <w:rFonts w:hint="cs"/>
+          <w:rtl/>
+          <w:lang w:bidi="ar-SA"/>
+        </w:rPr>
+        <w:t xml:space="preserve"> ونرغب بأن نكون محترمين فيه حتى أنه يعتقد بأننا أتينا إليه </w:t>
+      </w:r>
+      <w:r>
+        <w:rPr>
+          <w:rFonts w:hint="cs"/>
+          <w:rtl/>
+          <w:lang w:bidi="ar-SA"/>
+        </w:rPr>
+        <w:t>لنستنجد به.</w:t>
+      </w:r>
+    </w:p>
+    <w:p>
+      <w:pPr>
+        <w:rPr>
+          <w:rtl/>
+          <w:lang w:bidi="ar-SA"/>
+        </w:rPr>
+      </w:pPr>
+      <w:r>
+        <w:rPr>
+          <w:rFonts w:hint="cs"/>
+          <w:rtl/>
+          <w:lang w:bidi="ar-SA"/>
+        </w:rPr>
+        <w:t>ومن ثم تتنوّع وسطنا هذه الغيرة السقيمة التي تجعل كل فرد دائمًا يتساءل: "ما الذي أفعله لك يا رب؟ كيف أشهد لك؟" من الأفضل لنا أن نتعلم بأننا لا شيء إلا "رغيف شعير"! دعونا نتعلم، بأن يكون لنا الفكر الذي كان في المسيح يسوع! الإنسان الذي في كل فكره بأن يُظهر أنه إنسان صادق سيبدو لنا عاجلاً أم آجلاً مشكوك به في هذه النقطة بالذات</w:t>
+      </w:r>
+      <w:r>
+        <w:rPr>
+          <w:rFonts w:hint="cs"/>
+          <w:rtl/>
+          <w:lang w:bidi="ar-SA"/>
+        </w:rPr>
+        <w:t xml:space="preserve">. وإن اجتهد أحد باستمرار بأن يُظهر أنه مسيحي </w:t>
+      </w:r>
+      <w:r>
+        <w:rPr>
+          <w:rtl/>
+          <w:lang w:bidi="ar-SA"/>
+        </w:rPr>
+        <w:t>–</w:t>
+      </w:r>
+      <w:r>
+        <w:rPr>
+          <w:rFonts w:hint="cs"/>
+          <w:rtl/>
+          <w:lang w:bidi="ar-SA"/>
+        </w:rPr>
+        <w:t xml:space="preserve"> فيُخشى جدًا إن كان يعلم ما يعنيه فكر المسيح</w:t>
+      </w:r>
+      <w:r>
+        <w:rPr>
+          <w:rFonts w:hint="cs"/>
+          <w:rtl/>
+          <w:lang w:bidi="ar-SA"/>
+        </w:rPr>
+        <w:t>.</w:t>
+      </w:r>
+    </w:p>
+    <w:p>
+      <w:pPr>
+        <w:rPr>
+          <w:rtl/>
+          <w:lang w:bidi="ar-SA"/>
+        </w:rPr>
+      </w:pPr>
+      <w:r>
+        <w:rPr>
+          <w:rFonts w:hint="cs"/>
+          <w:rtl/>
+          <w:lang w:bidi="ar-SA"/>
+        </w:rPr>
+        <w:t>إن كان الله</w:t>
+      </w:r>
+      <w:r>
+        <w:rPr>
+          <w:rtl/>
+          <w:lang w:bidi="ar-SA"/>
+        </w:rPr>
+        <w:t xml:space="preserve"> سيستخدم علم المتعلمين، وقوة الأشخاص المؤثرين ، وما إلى ذلك، لخلاصنا من قوة الشيطان والعالم</w:t>
+      </w:r>
+      <w:r>
+        <w:rPr>
+          <w:rFonts w:hint="cs"/>
+          <w:rtl/>
+          <w:lang w:bidi="ar-SA"/>
+        </w:rPr>
+        <w:t>، فسنقول</w:t>
+      </w:r>
+      <w:r>
+        <w:rPr>
+          <w:rtl/>
+        </w:rPr>
+        <w:t xml:space="preserve"> </w:t>
+      </w:r>
+      <w:r>
+        <w:rPr>
+          <w:rtl/>
+          <w:lang w:bidi="ar-SA"/>
+        </w:rPr>
+        <w:t xml:space="preserve">إننا قد </w:t>
+      </w:r>
+      <w:r>
+        <w:rPr>
+          <w:rFonts w:hint="cs"/>
+          <w:rtl/>
+          <w:lang w:bidi="ar-SA"/>
+        </w:rPr>
+        <w:t>أعنّا</w:t>
+      </w:r>
+      <w:r>
+        <w:rPr>
+          <w:rtl/>
+          <w:lang w:bidi="ar-SA"/>
+        </w:rPr>
+        <w:t xml:space="preserve"> أنفسنا.</w:t>
+      </w:r>
+      <w:r>
+        <w:rPr>
+          <w:rFonts w:hint="cs"/>
+          <w:rtl/>
+          <w:lang w:bidi="ar-SA"/>
+        </w:rPr>
+        <w:t xml:space="preserve"> الله يقول للذين تمتعوا بـ"تميزات تربية حسنة": "ضع ما تعلّمته، حكمتك، تأثيرك جانبًا. فأنا لا أستطيع أن أعطي خلاصًا بها." إن الاستخدام الذي استخدمه بولس</w:t>
+      </w:r>
+      <w:r>
+        <w:rPr>
+          <w:rFonts w:hint="cs"/>
+          <w:rtl/>
+          <w:lang w:bidi="ar-SA"/>
+        </w:rPr>
+        <w:t xml:space="preserve"> من هذه الأمور نجد وصفه في كلمات فيلبي 3: 7: "</w:t>
+      </w:r>
+      <w:r>
+        <w:rPr>
+          <w:rtl/>
+        </w:rPr>
+        <w:t xml:space="preserve"> </w:t>
+      </w:r>
+      <w:r>
+        <w:rPr>
+          <w:rtl/>
+          <w:lang w:bidi="ar-SA"/>
+        </w:rPr>
+        <w:t>لكِنْ مَا كَانَ لِي رِبْحًا، فَهذَا قَدْ حَسِبْتُهُ مِنْ أَجْلِ الْمَسِيحِ خَسَارَةً.</w:t>
+      </w:r>
+      <w:r>
+        <w:rPr>
+          <w:rFonts w:hint="cs"/>
+          <w:rtl/>
+          <w:lang w:bidi="ar-SA"/>
+        </w:rPr>
+        <w:t xml:space="preserve">" كثيرًا ما أظهرت هذه الأمور المرغوبة جدًا بالذات أنها عائق في حروب الله، والأمر العظيم الذي علينا أن نتعلمه هو أن نضع جانبًا ونتركه. </w:t>
+      </w:r>
+      <w:r>
+        <w:rPr>
+          <w:rtl/>
+          <w:lang w:bidi="ar-SA"/>
+        </w:rPr>
+        <w:t>الله لن يسمح أبدًا للمعرفة البشرية، أو التأثير البشري، أو عظمة الشخصية البشرية، أو أي شيء آخر متعلق بالإنسان بالتأهل ليكون وسيلة لخلاصنا.</w:t>
+      </w:r>
+      <w:r>
+        <w:rPr>
+          <w:rFonts w:hint="cs"/>
+          <w:rtl/>
+          <w:lang w:bidi="ar-SA"/>
+        </w:rPr>
+        <w:t xml:space="preserve"> هو سهران بغيرة بأن لا تُستبدل قوة الروح القدس بالمعونات البشرية والتشبه بهم.</w:t>
+      </w:r>
+    </w:p>
+    <w:p>
+      <w:pPr>
+        <w:rPr>
+          <w:rFonts w:hint="cs"/>
+          <w:lang w:bidi="ar-SA"/>
+        </w:rPr>
+      </w:pPr>
+      <w:r>
+        <w:rPr>
+          <w:rFonts w:hint="cs"/>
+          <w:rtl/>
+          <w:lang w:bidi="ar-SA"/>
+        </w:rPr>
+        <w:t>إن تركنا هذه الأمور جانبًا فسيبدو للآخرين كما لو أننا نطرح تأثيرنا ومنفعتنا جانبًا؛ لكن ما هي المنفعة؟ ما هو "فعل الصلاح"؟ هو أن نتمم مشيئة الله. والله هو كافٍ للإيمان. لذا ليكن في قلوبنا موضوعٌ بأن نُظهر مسيحية تعترف بحقوق الله في كل شيء وتُظهر تقوى حقيقية</w:t>
+      </w:r>
+      <w:r>
+        <w:rPr>
+          <w:rFonts w:hint="cs"/>
+          <w:rtl/>
+          <w:lang w:bidi="ar-SA"/>
+        </w:rPr>
+        <w:t>. من الممكن أننا ظاهريًا نبدو فقط كرغيف شعير يتدحرج في محلة مديان، والعالم سيكون له ذات المشاعر من نحونا كما قال آنذاك الرجل المدياني لرفيقه: "</w:t>
+      </w:r>
+      <w:r>
+        <w:rPr>
+          <w:rtl/>
+        </w:rPr>
+        <w:t xml:space="preserve"> </w:t>
+      </w:r>
+      <w:r>
+        <w:rPr>
+          <w:rtl/>
+          <w:lang w:bidi="ar-SA"/>
+        </w:rPr>
+        <w:t>«لَيْسَ ذلِكَ إِلأَّ سَيْفَ جِدْعُونَ بْنِ يُوآشَ رَجُلِ إِسْرَائِيلَ. قَدْ دَفَعَ اللهُ إِلَى يَدِهِ الْمِدْيَانِيِّينَ وَكُلَّ الْجَيْشِ»</w:t>
+      </w:r>
+      <w:r>
+        <w:rPr>
+          <w:rFonts w:hint="cs"/>
+          <w:rtl/>
+          <w:lang w:bidi="ar-SA"/>
         </w:rPr>
         <w:t>"</w:t>
-      </w:r>
-      <w:r>
-        <w:rPr>
-          <w:sz w:val="48"/>
-          <w:szCs w:val="48"/>
-          <w:rtl/>
-          <w:lang w:bidi="ar-EG"/>
-        </w:rPr>
-        <w:t xml:space="preserve"> </w:t>
-      </w:r>
-      <w:r>
-        <w:rPr>
-          <w:sz w:val="48"/>
-          <w:szCs w:val="48"/>
-          <w:rtl/>
-          <w:lang w:bidi="ar-EG"/>
-        </w:rPr>
-        <w:t>اللهُ</w:t>
-      </w:r>
-      <w:r>
-        <w:rPr>
-          <w:rFonts w:hint="cs"/>
-          <w:sz w:val="48"/>
-          <w:szCs w:val="48"/>
-          <w:rtl/>
-          <w:lang w:bidi="ar-EG"/>
-        </w:rPr>
-        <w:t xml:space="preserve"> هو الذي</w:t>
-      </w:r>
-      <w:r>
-        <w:rPr>
-          <w:sz w:val="48"/>
-          <w:szCs w:val="48"/>
-          <w:rtl/>
-          <w:lang w:bidi="ar-EG"/>
-        </w:rPr>
-        <w:t xml:space="preserve"> ظَهَرَ فِي الْجَسَدِ</w:t>
-      </w:r>
-      <w:r>
-        <w:rPr>
-          <w:rFonts w:hint="cs"/>
-          <w:sz w:val="48"/>
-          <w:szCs w:val="48"/>
-          <w:rtl/>
-          <w:lang w:bidi="ar-EG"/>
-        </w:rPr>
-        <w:t>" هو المثال والقوة للتقوى، قياسها ومصدرها. التقوى اليوم لا تنشأ بأحكام إلهية كما هو تحت الناموس؛ كما وأنها ليست النتيجة في روح العبودية فيمن (مهما بلغت مخافتهم لله) يعرفون الله فقط كمَن يُسجد له وهو وراء الحجاب. التقوى هي نتيجة معرفة تأنس، موت، قيامة وصعود الرب يسوع المسيح إلى السماء. إن مصدرها وطابعها مستمد من معرفة شخصه، "</w:t>
-      </w:r>
-      <w:r>
-        <w:rPr>
-          <w:sz w:val="48"/>
-          <w:szCs w:val="48"/>
-          <w:rtl/>
-          <w:lang w:bidi="ar-EG"/>
-        </w:rPr>
-        <w:t xml:space="preserve"> </w:t>
-      </w:r>
-      <w:r>
-        <w:rPr>
-          <w:sz w:val="48"/>
-          <w:szCs w:val="48"/>
-          <w:rtl/>
-          <w:lang w:bidi="ar-EG"/>
-        </w:rPr>
-        <w:t>تَبَرَّرَ فِي الرُّوحِ</w:t>
-      </w:r>
-      <w:r>
-        <w:rPr>
-          <w:rFonts w:hint="cs"/>
-          <w:sz w:val="48"/>
-          <w:szCs w:val="48"/>
-          <w:rtl/>
-          <w:lang w:bidi="ar-EG"/>
-        </w:rPr>
-        <w:t xml:space="preserve">"، من موضوع تأمل الملائكة ومضمون الشهادة والإيمان في العالم ومركزه الحاضر كمَن </w:t>
-      </w:r>
-      <w:r>
-        <w:rPr>
-          <w:sz w:val="48"/>
-          <w:szCs w:val="48"/>
-          <w:rtl/>
-          <w:lang w:bidi="ar-EG"/>
-        </w:rPr>
-        <w:t>رُفِعَ فِي الْمَجْدِ</w:t>
-      </w:r>
-      <w:r>
-        <w:rPr>
-          <w:rFonts w:hint="cs"/>
-          <w:sz w:val="48"/>
-          <w:szCs w:val="48"/>
-          <w:rtl/>
-          <w:lang w:bidi="ar-EG"/>
-        </w:rPr>
-        <w:t xml:space="preserve">. هكذا يُعرف الله وفيما يثبت المرء تكون التقوى </w:t>
-      </w:r>
-      <w:r>
-        <w:rPr>
-          <w:rFonts w:hint="cs"/>
-          <w:sz w:val="48"/>
-          <w:szCs w:val="48"/>
-          <w:rtl/>
-          <w:lang w:bidi="ar-EG"/>
-        </w:rPr>
-        <w:t>هي</w:t>
-      </w:r>
-      <w:r>
-        <w:rPr>
-          <w:rFonts w:hint="cs"/>
-          <w:sz w:val="48"/>
-          <w:szCs w:val="48"/>
-          <w:rtl/>
-          <w:lang w:bidi="ar-EG"/>
-        </w:rPr>
-        <w:t xml:space="preserve"> </w:t>
-      </w:r>
-      <w:r>
-        <w:rPr>
-          <w:rFonts w:hint="cs"/>
-          <w:sz w:val="48"/>
-          <w:szCs w:val="48"/>
-          <w:rtl/>
-          <w:lang w:bidi="ar-EG"/>
-        </w:rPr>
-        <w:t>النتيجة</w:t>
-      </w:r>
-      <w:r>
-        <w:rPr>
-          <w:rFonts w:hint="cs"/>
-          <w:sz w:val="48"/>
-          <w:szCs w:val="48"/>
-          <w:rtl/>
-          <w:lang w:bidi="ar-EG"/>
-        </w:rPr>
-        <w:t>.</w:t>
       </w:r>
     </w:p>
     <w:sectPr>
-      <w:pgSz w:w="11906" w:h="16838"/>
-      <w:pgMar w:top="720" w:right="720" w:bottom="720" w:left="720" w:header="708" w:footer="708" w:gutter="0"/>
-      <w:cols w:space="708"/>
-      <w:docGrid w:linePitch="381"/>
+      <w:pgSz w:w="12240" w:h="15840"/>
+      <w:pgMar w:top="1440" w:right="1800" w:bottom="1440" w:left="1800" w:header="720" w:footer="720" w:gutter="0"/>
+      <w:cols w:space="720"/>
+      <w:docGrid w:linePitch="360"/>
     </w:sectPr>
   </w:body>
 </w:document>
 </file>
 
-<file path=word/numbering.xml><?xml version="1.0" encoding="utf-8"?>
-<w:numbering xmlns:wpc="http://schemas.microsoft.com/office/word/2010/wordprocessingCanvas" xmlns:cx="http://schemas.microsoft.com/office/drawing/2014/chartex" xmlns:cx1="http://schemas.microsoft.com/office/drawing/2015/9/8/chartex" xmlns:cx2="http://schemas.microsoft.com/office/drawing/2015/10/21/chartex" xmlns:cx3="http://schemas.microsoft.com/office/drawing/2016/5/9/chartex" xmlns:cx4="http://schemas.microsoft.com/office/drawing/2016/5/10/chartex" xmlns:cx5="http://schemas.microsoft.com/office/drawing/2016/5/11/chartex" xmlns:cx6="http://schemas.microsoft.com/office/drawing/2016/5/12/chartex" xmlns:cx7="http://schemas.microsoft.com/office/drawing/2016/5/13/chartex" xmlns:cx8="http://schemas.microsoft.com/office/drawing/2016/5/14/chartex" xmlns:mc="http://schemas.openxmlformats.org/markup-compatibility/2006" xmlns:aink="http://schemas.microsoft.com/office/drawing/2016/ink" xmlns:am3d="http://schemas.microsoft.com/office/drawing/2017/model3d" xmlns:o="urn:schemas-microsoft-com:office:office" xmlns:r="http://schemas.openxmlformats.org/officeDocument/2006/relationships" xmlns:m="http://schemas.openxmlformats.org/officeDocument/2006/math" xmlns:v="urn:schemas-microsoft-com:vml" xmlns:wp14="http://schemas.microsoft.com/office/word/2010/wordprocessingDrawing" xmlns:wp="http://schemas.openxmlformats.org/drawingml/2006/wordprocessingDrawing" xmlns:w10="urn:schemas-microsoft-com:office:word" xmlns:w="http://schemas.openxmlformats.org/wordprocessingml/2006/main" xmlns:w14="http://schemas.microsoft.com/office/word/2010/wordml" xmlns:w15="http://schemas.microsoft.com/office/word/2012/wordml" xmlns:w16cex="http://schemas.microsoft.com/office/word/2018/wordml/cex" xmlns:w16cid="http://schemas.microsoft.com/office/word/2016/wordml/cid" xmlns:w16="http://schemas.microsoft.com/office/word/2018/wordml" xmlns:w16se="http://schemas.microsoft.com/office/word/2015/wordml/symex" xmlns:wpg="http://schemas.microsoft.com/office/word/2010/wordprocessingGroup" xmlns:wpi="http://schemas.microsoft.com/office/word/2010/wordprocessingInk" xmlns:wne="http://schemas.microsoft.com/office/word/2006/wordml" xmlns:wps="http://schemas.microsoft.com/office/word/2010/wordprocessingShape" mc:Ignorable="w14 w15 w16se w16cid w16 w16cex wp14">
-  <w:abstractNum w:abstractNumId="0" w15:restartNumberingAfterBreak="0">
-    <w:nsid w:val="1DAD2B91"/>
-    <w:multiLevelType w:val="hybridMultilevel"/>
-    <w:tmpl w:val="67B2A91E"/>
-    <w:lvl w:ilvl="0" w:tplc="2000000F">
-      <w:start w:val="1"/>
-      <w:numFmt w:val="decimal"/>
-      <w:lvlText w:val="%1."/>
-      <w:lvlJc w:val="left"/>
-      <w:pPr>
-        <w:ind w:left="720" w:hanging="360"/>
-      </w:pPr>
-      <w:rPr>
-        <w:rFonts w:hint="default"/>
-      </w:rPr>
-    </w:lvl>
-    <w:lvl w:ilvl="1" w:tplc="20000019" w:tentative="1">
-      <w:start w:val="1"/>
-      <w:numFmt w:val="lowerLetter"/>
-      <w:lvlText w:val="%2."/>
-      <w:lvlJc w:val="left"/>
-      <w:pPr>
-        <w:ind w:left="1440" w:hanging="360"/>
-      </w:pPr>
-    </w:lvl>
-    <w:lvl w:ilvl="2" w:tplc="2000001B" w:tentative="1">
-      <w:start w:val="1"/>
-      <w:numFmt w:val="lowerRoman"/>
-      <w:lvlText w:val="%3."/>
-      <w:lvlJc w:val="right"/>
-      <w:pPr>
-        <w:ind w:left="2160" w:hanging="180"/>
-      </w:pPr>
-    </w:lvl>
-    <w:lvl w:ilvl="3" w:tplc="2000000F" w:tentative="1">
-      <w:start w:val="1"/>
-      <w:numFmt w:val="decimal"/>
-      <w:lvlText w:val="%4."/>
-      <w:lvlJc w:val="left"/>
-      <w:pPr>
-        <w:ind w:left="2880" w:hanging="360"/>
-      </w:pPr>
-    </w:lvl>
-    <w:lvl w:ilvl="4" w:tplc="20000019" w:tentative="1">
-      <w:start w:val="1"/>
-      <w:numFmt w:val="lowerLetter"/>
-      <w:lvlText w:val="%5."/>
-      <w:lvlJc w:val="left"/>
-      <w:pPr>
-        <w:ind w:left="3600" w:hanging="360"/>
-      </w:pPr>
-    </w:lvl>
-    <w:lvl w:ilvl="5" w:tplc="2000001B" w:tentative="1">
-      <w:start w:val="1"/>
-      <w:numFmt w:val="lowerRoman"/>
-      <w:lvlText w:val="%6."/>
-      <w:lvlJc w:val="right"/>
-      <w:pPr>
-        <w:ind w:left="4320" w:hanging="180"/>
-      </w:pPr>
-    </w:lvl>
-    <w:lvl w:ilvl="6" w:tplc="2000000F" w:tentative="1">
-      <w:start w:val="1"/>
-      <w:numFmt w:val="decimal"/>
-      <w:lvlText w:val="%7."/>
-      <w:lvlJc w:val="left"/>
-      <w:pPr>
-        <w:ind w:left="5040" w:hanging="360"/>
-      </w:pPr>
-    </w:lvl>
-    <w:lvl w:ilvl="7" w:tplc="20000019" w:tentative="1">
-      <w:start w:val="1"/>
-      <w:numFmt w:val="lowerLetter"/>
-      <w:lvlText w:val="%8."/>
-      <w:lvlJc w:val="left"/>
-      <w:pPr>
-        <w:ind w:left="5760" w:hanging="360"/>
-      </w:pPr>
-    </w:lvl>
-    <w:lvl w:ilvl="8" w:tplc="2000001B" w:tentative="1">
-      <w:start w:val="1"/>
-      <w:numFmt w:val="lowerRoman"/>
-      <w:lvlText w:val="%9."/>
-      <w:lvlJc w:val="right"/>
-      <w:pPr>
-        <w:ind w:left="6480" w:hanging="180"/>
-      </w:pPr>
-    </w:lvl>
-  </w:abstractNum>
-  <w:num w:numId="1">
-    <w:abstractNumId w:val="0"/>
-  </w:num>
-</w:numbering>
-</file>
-
 <file path=word/styles.xml><?xml version="1.0" encoding="utf-8"?>
-<w:styles xmlns:mc="http://schemas.openxmlformats.org/markup-compatibility/2006" xmlns:r="http://schemas.openxmlformats.org/officeDocument/2006/relationships" xmlns:w="http://schemas.openxmlformats.org/wordprocessingml/2006/main" xmlns:w14="http://schemas.microsoft.com/office/word/2010/wordml" xmlns:w15="http://schemas.microsoft.com/office/word/2012/wordml" xmlns:w16cex="http://schemas.microsoft.com/office/word/2018/wordml/cex" xmlns:w16cid="http://schemas.microsoft.com/office/word/2016/wordml/cid" xmlns:w16="http://schemas.microsoft.com/office/word/2018/wordml" xmlns:w16se="http://schemas.microsoft.com/office/word/2015/wordml/symex" mc:Ignorable="w14 w15 w16se w16cid w16 w16cex">
+<w:styles xmlns:mc="http://schemas.openxmlformats.org/markup-compatibility/2006" xmlns:r="http://schemas.openxmlformats.org/officeDocument/2006/relationships" xmlns:w="http://schemas.openxmlformats.org/wordprocessingml/2006/main" xmlns:w14="http://schemas.microsoft.com/office/word/2010/wordml" xmlns:w15="http://schemas.microsoft.com/office/word/2012/wordml" xmlns:w16cex="http://schemas.microsoft.com/office/word/2018/wordml/cex" xmlns:w16cid="http://schemas.microsoft.com/office/word/2016/wordml/cid" xmlns:w16="http://schemas.microsoft.com/office/word/2018/wordml" xmlns:w16sdtdh="http://schemas.microsoft.com/office/word/2020/wordml/sdtdatahash" xmlns:w16se="http://schemas.microsoft.com/office/word/2015/wordml/symex" mc:Ignorable="w14 w15 w16se w16cid w16 w16cex w16sdtdh">
   <w:docDefaults>
     <w:rPrDefault>
       <w:rPr>
         <w:rFonts w:ascii="Sakkal Majalla" w:eastAsiaTheme="minorHAnsi" w:hAnsi="Sakkal Majalla" w:cs="Sakkal Majalla"/>
         <w:sz w:val="28"/>
         <w:szCs w:val="28"/>
-        <w:lang w:val="en-IL" w:eastAsia="en-US" w:bidi="ar-SA"/>
+        <w:lang w:val="en-US" w:eastAsia="en-US" w:bidi="he-IL"/>
       </w:rPr>
     </w:rPrDefault>
     <w:pPrDefault>
       <w:pPr>
+        <w:bidi/>
         <w:spacing w:after="160" w:line="259" w:lineRule="auto"/>
+        <w:jc w:val="both"/>
       </w:pPr>
     </w:pPrDefault>
   </w:docDefaults>
@@ -824,6 +1243,10 @@
   <w:style w:type="paragraph" w:default="1" w:styleId="Normal">
     <w:name w:val="Normal"/>
     <w:qFormat/>
+    <w:rPr>
+      <w:noProof/>
+      <w:lang w:bidi="ar-EG"/>
+    </w:rPr>
   </w:style>
   <w:style w:type="character" w:default="1" w:styleId="DefaultParagraphFont">
     <w:name w:val="Default Paragraph Font"/>
@@ -857,7 +1280,7 @@
     <w:basedOn w:val="DefaultParagraphFont"/>
     <w:uiPriority w:val="99"/>
     <w:unhideWhenUsed/>
-    <w:rsid w:val="00CD4D51"/>
+    <w:rsid w:val="00D5740D"/>
     <w:rPr>
       <w:color w:val="0563C1" w:themeColor="hyperlink"/>
       <w:u w:val="single"/>
@@ -869,28 +1292,17 @@
     <w:uiPriority w:val="99"/>
     <w:semiHidden/>
     <w:unhideWhenUsed/>
-    <w:rsid w:val="00CD4D51"/>
+    <w:rsid w:val="00D5740D"/>
     <w:rPr>
       <w:color w:val="605E5C"/>
       <w:shd w:val="clear" w:color="auto" w:fill="E1DFDD"/>
     </w:rPr>
   </w:style>
-  <w:style w:type="paragraph" w:styleId="ListParagraph">
-    <w:name w:val="List Paragraph"/>
-    <w:basedOn w:val="Normal"/>
-    <w:uiPriority w:val="34"/>
-    <w:qFormat/>
-    <w:rsid w:val="00CD4D51"/>
-    <w:pPr>
-      <w:ind w:left="720"/>
-      <w:contextualSpacing/>
-    </w:pPr>
-  </w:style>
 </w:styles>
 </file>
 
 <file path=word/theme/theme1.xml><?xml version="1.0" encoding="utf-8"?>
-<a:theme xmlns:a="http://schemas.openxmlformats.org/drawingml/2006/main" name="ערכת נושא Office">
+<a:theme xmlns:a="http://schemas.openxmlformats.org/drawingml/2006/main" name="Office Theme">
   <a:themeElements>
     <a:clrScheme name="Office">
       <a:dk1>

--- a/docs/downloads/john-nelson-darby/تم/doc_0349.docx
+++ b/docs/downloads/john-nelson-darby/تم/doc_0349.docx
@@ -1,22 +1,23 @@
 
 <file path=word/document.xml><?xml version="1.0" encoding="utf-8"?>
-<w:document xmlns:wpc="http://schemas.microsoft.com/office/word/2010/wordprocessingCanvas" xmlns:cx="http://schemas.microsoft.com/office/drawing/2014/chartex" xmlns:cx1="http://schemas.microsoft.com/office/drawing/2015/9/8/chartex" xmlns:cx2="http://schemas.microsoft.com/office/drawing/2015/10/21/chartex" xmlns:cx3="http://schemas.microsoft.com/office/drawing/2016/5/9/chartex" xmlns:cx4="http://schemas.microsoft.com/office/drawing/2016/5/10/chartex" xmlns:cx5="http://schemas.microsoft.com/office/drawing/2016/5/11/chartex" xmlns:cx6="http://schemas.microsoft.com/office/drawing/2016/5/12/chartex" xmlns:cx7="http://schemas.microsoft.com/office/drawing/2016/5/13/chartex" xmlns:cx8="http://schemas.microsoft.com/office/drawing/2016/5/14/chartex" xmlns:mc="http://schemas.openxmlformats.org/markup-compatibility/2006" xmlns:aink="http://schemas.microsoft.com/office/drawing/2016/ink" xmlns:am3d="http://schemas.microsoft.com/office/drawing/2017/model3d" xmlns:o="urn:schemas-microsoft-com:office:office" xmlns:oel="http://schemas.microsoft.com/office/2019/extlst" xmlns:r="http://schemas.openxmlformats.org/officeDocument/2006/relationships" xmlns:m="http://schemas.openxmlformats.org/officeDocument/2006/math" xmlns:v="urn:schemas-microsoft-com:vml" xmlns:wp14="http://schemas.microsoft.com/office/word/2010/wordprocessingDrawing" xmlns:wp="http://schemas.openxmlformats.org/drawingml/2006/wordprocessingDrawing" xmlns:w10="urn:schemas-microsoft-com:office:word" xmlns:w="http://schemas.openxmlformats.org/wordprocessingml/2006/main" xmlns:w14="http://schemas.microsoft.com/office/word/2010/wordml" xmlns:w15="http://schemas.microsoft.com/office/word/2012/wordml" xmlns:w16cex="http://schemas.microsoft.com/office/word/2018/wordml/cex" xmlns:w16cid="http://schemas.microsoft.com/office/word/2016/wordml/cid" xmlns:w16="http://schemas.microsoft.com/office/word/2018/wordml" xmlns:w16sdtdh="http://schemas.microsoft.com/office/word/2020/wordml/sdtdatahash" xmlns:w16se="http://schemas.microsoft.com/office/word/2015/wordml/symex" xmlns:wpg="http://schemas.microsoft.com/office/word/2010/wordprocessingGroup" xmlns:wpi="http://schemas.microsoft.com/office/word/2010/wordprocessingInk" xmlns:wne="http://schemas.microsoft.com/office/word/2006/wordml" xmlns:wps="http://schemas.microsoft.com/office/word/2010/wordprocessingShape" mc:Ignorable="w14 w15 w16se w16cid w16 w16cex w16sdtdh wp14">
+<w:document xmlns:wpc="http://schemas.microsoft.com/office/word/2010/wordprocessingCanvas" xmlns:cx="http://schemas.microsoft.com/office/drawing/2014/chartex" xmlns:cx1="http://schemas.microsoft.com/office/drawing/2015/9/8/chartex" xmlns:cx2="http://schemas.microsoft.com/office/drawing/2015/10/21/chartex" xmlns:cx3="http://schemas.microsoft.com/office/drawing/2016/5/9/chartex" xmlns:cx4="http://schemas.microsoft.com/office/drawing/2016/5/10/chartex" xmlns:cx5="http://schemas.microsoft.com/office/drawing/2016/5/11/chartex" xmlns:cx6="http://schemas.microsoft.com/office/drawing/2016/5/12/chartex" xmlns:cx7="http://schemas.microsoft.com/office/drawing/2016/5/13/chartex" xmlns:cx8="http://schemas.microsoft.com/office/drawing/2016/5/14/chartex" xmlns:mc="http://schemas.openxmlformats.org/markup-compatibility/2006" xmlns:aink="http://schemas.microsoft.com/office/drawing/2016/ink" xmlns:am3d="http://schemas.microsoft.com/office/drawing/2017/model3d" xmlns:o="urn:schemas-microsoft-com:office:office" xmlns:r="http://schemas.openxmlformats.org/officeDocument/2006/relationships" xmlns:m="http://schemas.openxmlformats.org/officeDocument/2006/math" xmlns:v="urn:schemas-microsoft-com:vml" xmlns:wp14="http://schemas.microsoft.com/office/word/2010/wordprocessingDrawing" xmlns:wp="http://schemas.openxmlformats.org/drawingml/2006/wordprocessingDrawing" xmlns:w10="urn:schemas-microsoft-com:office:word" xmlns:w="http://schemas.openxmlformats.org/wordprocessingml/2006/main" xmlns:w14="http://schemas.microsoft.com/office/word/2010/wordml" xmlns:w15="http://schemas.microsoft.com/office/word/2012/wordml" xmlns:w16cid="http://schemas.microsoft.com/office/word/2016/wordml/cid" xmlns:w16se="http://schemas.microsoft.com/office/word/2015/wordml/symex" xmlns:wpg="http://schemas.microsoft.com/office/word/2010/wordprocessingGroup" xmlns:wpi="http://schemas.microsoft.com/office/word/2010/wordprocessingInk" xmlns:wne="http://schemas.microsoft.com/office/word/2006/wordml" xmlns:wps="http://schemas.microsoft.com/office/word/2010/wordprocessingShape" mc:Ignorable="w14 w15 w16se w16cid wp14">
   <w:body>
     <w:p>
       <w:pPr>
         <w:rPr>
           <w:rtl/>
-          <w:lang w:bidi="ar-SA"/>
+          <w:lang w:bidi="ar-AE"/>
         </w:rPr>
       </w:pPr>
       <w:hyperlink r:id="rId4" w:history="1">
         <w:r>
           <w:rPr>
             <w:rStyle w:val="Hyperlink"/>
+            <w:rFonts w:hint="cs"/>
             <w:rtl/>
-            <w:lang w:bidi="ar-SA"/>
+            <w:lang w:bidi="ar-AE"/>
           </w:rPr>
-          <w:t>رَغِيفُ خُبْزِ شَعِيرٍ</w:t>
+          <w:t>رسالة فيلمون (سينوبسيس)</w:t>
         </w:r>
       </w:hyperlink>
     </w:p>
@@ -24,639 +25,267 @@
       <w:pPr>
         <w:rPr>
           <w:rtl/>
-          <w:lang w:bidi="ar-SA"/>
+          <w:lang w:bidi="ar-AE"/>
         </w:rPr>
       </w:pPr>
       <w:r>
         <w:rPr>
-          <w:rFonts w:hint="cs"/>
-          <w:rtl/>
-          <w:lang w:bidi="ar-SA"/>
-        </w:rPr>
-        <w:t xml:space="preserve">قضاة 7: 13 </w:t>
-      </w:r>
-      <w:r>
-        <w:rPr>
-          <w:rtl/>
-          <w:lang w:bidi="ar-SA"/>
-        </w:rPr>
-        <w:t>–</w:t>
-      </w:r>
-      <w:r>
-        <w:rPr>
-          <w:rFonts w:hint="cs"/>
-          <w:rtl/>
-          <w:lang w:bidi="ar-SA"/>
-        </w:rPr>
-        <w:t xml:space="preserve"> 14</w:t>
+          <w:lang w:bidi="ar-AE"/>
+        </w:rPr>
+        <w:t>John Nelson Darby</w:t>
       </w:r>
     </w:p>
     <w:p>
       <w:pPr>
-        <w:bidi w:val="0"/>
-        <w:rPr>
-          <w:lang w:bidi="ar-SA"/>
+        <w:rPr>
+          <w:rtl/>
+          <w:lang w:bidi="ar-AE"/>
         </w:rPr>
       </w:pPr>
       <w:r>
         <w:rPr>
-          <w:lang w:bidi="ar-SA"/>
-        </w:rPr>
-        <w:t>John Nelson Darby</w:t>
+          <w:rFonts w:hint="cs"/>
+          <w:rtl/>
+          <w:lang w:bidi="ar-AE"/>
+        </w:rPr>
+        <w:t>رسالة فيلمون التي هي في غاية الجمال والاهتمام لا تتتطلب الكثير من الشرح. إنها تعبير المحبة العاملة بالروح وسط الكنيسة في كل ظروف الحياة الشخصية. إذ أنها كُتبت بغرض إنهاض العواطف في قلب فيلمون، التي كان من الممكن أن تشتبك بسهولة بالظروف، غير أنها بالحري وسيلة مناسبة لإيقاظ العواطف في القارئ أكثر من موضوع للشرح.</w:t>
       </w:r>
     </w:p>
     <w:p>
       <w:pPr>
         <w:rPr>
           <w:rtl/>
-          <w:lang w:bidi="ar-SA"/>
+          <w:lang w:bidi="ar-AE"/>
         </w:rPr>
       </w:pPr>
       <w:r>
         <w:rPr>
           <w:rFonts w:hint="cs"/>
           <w:rtl/>
-          <w:lang w:bidi="ar-SA"/>
-        </w:rPr>
-        <w:t>"</w:t>
-      </w:r>
-      <w:r>
-        <w:rPr>
-          <w:rtl/>
+          <w:lang w:bidi="ar-AE"/>
+        </w:rPr>
+        <w:t>الرسالة هي لوحة جميلة كيف تنشغل رقة وقوة محبة الله العاملة في القلب بكل واحدة من التفاصيل التي انجرحت بها هذه المحبة أو كان من الممكن أن تكون فرصة في ازدياد المحبة وتنشيطها. إنها في هذا المنظور مهمة كما وأيضًا جميلة؛ لأن إظهار مثل هذه المراعاة الرقيقة والعطوفة وسط أعمال</w:t>
+      </w:r>
+      <w:r>
+        <w:rPr>
+          <w:rFonts w:hint="cs"/>
+          <w:rtl/>
+          <w:lang w:bidi="ar-AE"/>
+        </w:rPr>
+        <w:t xml:space="preserve"> الرسول</w:t>
+      </w:r>
+      <w:r>
+        <w:rPr>
+          <w:rFonts w:hint="cs"/>
+          <w:rtl/>
+          <w:lang w:bidi="ar-AE"/>
         </w:rPr>
         <w:t xml:space="preserve"> </w:t>
       </w:r>
       <w:r>
         <w:rPr>
-          <w:rtl/>
-          <w:lang w:bidi="ar-SA"/>
-        </w:rPr>
-        <w:t>13</w:t>
-      </w:r>
-      <w:r>
-        <w:rPr>
-          <w:rFonts w:ascii="Arial" w:hAnsi="Arial" w:cs="Arial" w:hint="cs"/>
-          <w:rtl/>
-          <w:lang w:bidi="ar-SA"/>
-        </w:rPr>
-        <w:t>​</w:t>
-      </w:r>
-      <w:r>
-        <w:rPr>
-          <w:rtl/>
-          <w:lang w:bidi="ar-SA"/>
-        </w:rPr>
-        <w:t xml:space="preserve"> </w:t>
-      </w:r>
-      <w:r>
-        <w:rPr>
-          <w:rFonts w:ascii="Arial" w:hAnsi="Arial" w:cs="Arial" w:hint="cs"/>
-          <w:rtl/>
-          <w:lang w:bidi="ar-SA"/>
-        </w:rPr>
-        <w:t>​</w:t>
-      </w:r>
-      <w:r>
-        <w:rPr>
-          <w:rFonts w:hint="cs"/>
-          <w:rtl/>
-          <w:lang w:bidi="ar-SA"/>
-        </w:rPr>
-        <w:t>وَجَاءَ</w:t>
-      </w:r>
-      <w:r>
-        <w:rPr>
-          <w:rtl/>
-          <w:lang w:bidi="ar-SA"/>
-        </w:rPr>
-        <w:t xml:space="preserve"> </w:t>
-      </w:r>
-      <w:r>
-        <w:rPr>
-          <w:rFonts w:hint="cs"/>
-          <w:rtl/>
-          <w:lang w:bidi="ar-SA"/>
-        </w:rPr>
-        <w:t>جِدْعُونُ</w:t>
-      </w:r>
-      <w:r>
-        <w:rPr>
-          <w:rtl/>
-          <w:lang w:bidi="ar-SA"/>
-        </w:rPr>
-        <w:t xml:space="preserve"> </w:t>
-      </w:r>
-      <w:r>
-        <w:rPr>
-          <w:rFonts w:hint="cs"/>
-          <w:rtl/>
-          <w:lang w:bidi="ar-SA"/>
-        </w:rPr>
-        <w:t>فَإِذَا</w:t>
-      </w:r>
-      <w:r>
-        <w:rPr>
-          <w:rtl/>
-          <w:lang w:bidi="ar-SA"/>
-        </w:rPr>
-        <w:t xml:space="preserve"> </w:t>
-      </w:r>
-      <w:r>
-        <w:rPr>
-          <w:rFonts w:hint="cs"/>
-          <w:rtl/>
-          <w:lang w:bidi="ar-SA"/>
-        </w:rPr>
-        <w:t>رَجُلٌ</w:t>
-      </w:r>
-      <w:r>
-        <w:rPr>
-          <w:rtl/>
-          <w:lang w:bidi="ar-SA"/>
-        </w:rPr>
-        <w:t xml:space="preserve"> </w:t>
-      </w:r>
-      <w:r>
-        <w:rPr>
-          <w:rFonts w:hint="cs"/>
-          <w:rtl/>
-          <w:lang w:bidi="ar-SA"/>
-        </w:rPr>
-        <w:t>يُخَبِّرُ</w:t>
-      </w:r>
-      <w:r>
-        <w:rPr>
-          <w:rtl/>
-          <w:lang w:bidi="ar-SA"/>
-        </w:rPr>
-        <w:t xml:space="preserve"> </w:t>
-      </w:r>
-      <w:r>
-        <w:rPr>
-          <w:rFonts w:hint="cs"/>
-          <w:rtl/>
-          <w:lang w:bidi="ar-SA"/>
-        </w:rPr>
-        <w:t>صَاحِبَهُ</w:t>
-      </w:r>
-      <w:r>
-        <w:rPr>
-          <w:rtl/>
-          <w:lang w:bidi="ar-SA"/>
-        </w:rPr>
-        <w:t xml:space="preserve"> </w:t>
-      </w:r>
-      <w:r>
-        <w:rPr>
-          <w:rFonts w:hint="cs"/>
-          <w:rtl/>
-          <w:lang w:bidi="ar-SA"/>
-        </w:rPr>
-        <w:t>بِحُلْمٍ</w:t>
-      </w:r>
-      <w:r>
-        <w:rPr>
-          <w:rtl/>
-          <w:lang w:bidi="ar-SA"/>
-        </w:rPr>
-        <w:t xml:space="preserve"> </w:t>
-      </w:r>
-      <w:r>
-        <w:rPr>
-          <w:rFonts w:hint="cs"/>
-          <w:rtl/>
-          <w:lang w:bidi="ar-SA"/>
-        </w:rPr>
-        <w:t>وَيَقُولُ</w:t>
-      </w:r>
-      <w:r>
-        <w:rPr>
-          <w:rtl/>
-          <w:lang w:bidi="ar-SA"/>
-        </w:rPr>
-        <w:t xml:space="preserve">: </w:t>
-      </w:r>
-      <w:r>
-        <w:rPr>
-          <w:rFonts w:hint="cs"/>
-          <w:rtl/>
-          <w:lang w:bidi="ar-SA"/>
-        </w:rPr>
-        <w:t>«هُوَذَا</w:t>
-      </w:r>
-      <w:r>
-        <w:rPr>
-          <w:rtl/>
-          <w:lang w:bidi="ar-SA"/>
-        </w:rPr>
-        <w:t xml:space="preserve"> </w:t>
-      </w:r>
-      <w:r>
-        <w:rPr>
-          <w:rFonts w:hint="cs"/>
-          <w:rtl/>
-          <w:lang w:bidi="ar-SA"/>
-        </w:rPr>
-        <w:t>قَدْ</w:t>
-      </w:r>
-      <w:r>
-        <w:rPr>
-          <w:rtl/>
-          <w:lang w:bidi="ar-SA"/>
-        </w:rPr>
-        <w:t xml:space="preserve"> </w:t>
-      </w:r>
-      <w:r>
-        <w:rPr>
-          <w:rFonts w:hint="cs"/>
-          <w:rtl/>
-          <w:lang w:bidi="ar-SA"/>
-        </w:rPr>
-        <w:t>حَلُمْت</w:t>
-      </w:r>
-      <w:r>
-        <w:rPr>
-          <w:rtl/>
-          <w:lang w:bidi="ar-SA"/>
-        </w:rPr>
-        <w:t xml:space="preserve">ُ حُلْمًا، وَإِذَا رَغِيفُ خُبْزِ شَعِيرٍ يَتَدَحْرَجُ فِي مَحَلَّةِ الْمِدْيَانِيِّينَ، وَجَاءَ إِلَى الْخَيْمَةِ وَضَرَبَهَا فَسَقَطَتْ، وَقَلَبَهَا إِلَى فَوْق فَسَقَطَتِ الْخَيْمَةُ».  </w:t>
-      </w:r>
-      <w:r>
-        <w:rPr>
-          <w:rFonts w:ascii="Arial" w:hAnsi="Arial" w:cs="Arial" w:hint="cs"/>
-          <w:rtl/>
-          <w:lang w:bidi="ar-SA"/>
-        </w:rPr>
-        <w:t>​</w:t>
-      </w:r>
-      <w:r>
-        <w:rPr>
-          <w:rtl/>
-          <w:lang w:bidi="ar-SA"/>
-        </w:rPr>
-        <w:t>14</w:t>
-      </w:r>
-      <w:r>
-        <w:rPr>
-          <w:rFonts w:ascii="Arial" w:hAnsi="Arial" w:cs="Arial" w:hint="cs"/>
-          <w:rtl/>
-          <w:lang w:bidi="ar-SA"/>
-        </w:rPr>
-        <w:t>​</w:t>
-      </w:r>
-      <w:r>
-        <w:rPr>
-          <w:rtl/>
-          <w:lang w:bidi="ar-SA"/>
-        </w:rPr>
-        <w:t xml:space="preserve"> </w:t>
-      </w:r>
-      <w:r>
-        <w:rPr>
-          <w:rFonts w:ascii="Arial" w:hAnsi="Arial" w:cs="Arial" w:hint="cs"/>
-          <w:rtl/>
-          <w:lang w:bidi="ar-SA"/>
-        </w:rPr>
-        <w:t>​</w:t>
-      </w:r>
-      <w:r>
-        <w:rPr>
-          <w:rFonts w:hint="cs"/>
-          <w:rtl/>
-          <w:lang w:bidi="ar-SA"/>
-        </w:rPr>
-        <w:t>فَأَجَابَ</w:t>
-      </w:r>
-      <w:r>
-        <w:rPr>
-          <w:rtl/>
-          <w:lang w:bidi="ar-SA"/>
-        </w:rPr>
-        <w:t xml:space="preserve"> </w:t>
-      </w:r>
-      <w:r>
-        <w:rPr>
-          <w:rFonts w:hint="cs"/>
-          <w:rtl/>
-          <w:lang w:bidi="ar-SA"/>
-        </w:rPr>
-        <w:t>صَاحِبُهُ</w:t>
-      </w:r>
-      <w:r>
-        <w:rPr>
-          <w:rtl/>
-          <w:lang w:bidi="ar-SA"/>
-        </w:rPr>
-        <w:t xml:space="preserve"> </w:t>
-      </w:r>
-      <w:r>
-        <w:rPr>
-          <w:rFonts w:hint="cs"/>
-          <w:rtl/>
-          <w:lang w:bidi="ar-SA"/>
-        </w:rPr>
-        <w:t>وَقَالَ</w:t>
-      </w:r>
-      <w:r>
-        <w:rPr>
-          <w:rtl/>
-          <w:lang w:bidi="ar-SA"/>
-        </w:rPr>
-        <w:t xml:space="preserve">: </w:t>
-      </w:r>
-      <w:r>
-        <w:rPr>
-          <w:rFonts w:hint="cs"/>
-          <w:rtl/>
-          <w:lang w:bidi="ar-SA"/>
-        </w:rPr>
-        <w:t>«لَيْسَ</w:t>
-      </w:r>
-      <w:r>
-        <w:rPr>
-          <w:rtl/>
-          <w:lang w:bidi="ar-SA"/>
-        </w:rPr>
-        <w:t xml:space="preserve"> </w:t>
-      </w:r>
-      <w:r>
-        <w:rPr>
-          <w:rFonts w:hint="cs"/>
-          <w:rtl/>
-          <w:lang w:bidi="ar-SA"/>
-        </w:rPr>
-        <w:t>ذلِكَ</w:t>
-      </w:r>
-      <w:r>
-        <w:rPr>
-          <w:rtl/>
-          <w:lang w:bidi="ar-SA"/>
-        </w:rPr>
-        <w:t xml:space="preserve"> </w:t>
-      </w:r>
-      <w:r>
-        <w:rPr>
-          <w:rFonts w:hint="cs"/>
-          <w:rtl/>
-          <w:lang w:bidi="ar-SA"/>
-        </w:rPr>
-        <w:t>إِلأَّ</w:t>
-      </w:r>
-      <w:r>
-        <w:rPr>
-          <w:rtl/>
-          <w:lang w:bidi="ar-SA"/>
-        </w:rPr>
-        <w:t xml:space="preserve"> </w:t>
-      </w:r>
-      <w:r>
-        <w:rPr>
-          <w:rFonts w:hint="cs"/>
-          <w:rtl/>
-          <w:lang w:bidi="ar-SA"/>
-        </w:rPr>
-        <w:t>سَيْفَ</w:t>
-      </w:r>
-      <w:r>
-        <w:rPr>
-          <w:rtl/>
-          <w:lang w:bidi="ar-SA"/>
-        </w:rPr>
-        <w:t xml:space="preserve"> </w:t>
-      </w:r>
-      <w:r>
-        <w:rPr>
-          <w:rFonts w:hint="cs"/>
-          <w:rtl/>
-          <w:lang w:bidi="ar-SA"/>
-        </w:rPr>
-        <w:t>جِدْ</w:t>
-      </w:r>
-      <w:r>
-        <w:rPr>
-          <w:rtl/>
-          <w:lang w:bidi="ar-SA"/>
-        </w:rPr>
-        <w:t>عُونَ بْنِ يُوآشَ رَجُلِ إِسْرَائِيلَ. قَدْ دَفَعَ اللهُ إِلَى يَدِهِ الْمِدْيَانِيِّينَ وَكُلَّ الْجَيْشِ».</w:t>
-      </w:r>
-      <w:r>
-        <w:rPr>
-          <w:rFonts w:hint="cs"/>
-          <w:rtl/>
-          <w:lang w:bidi="ar-SA"/>
-        </w:rPr>
-        <w:t>" (</w:t>
-      </w:r>
-      <w:r>
-        <w:rPr>
-          <w:rtl/>
-          <w:lang w:bidi="ar-SA"/>
-        </w:rPr>
-        <w:t>قضاة 7: 13 – 14</w:t>
-      </w:r>
-      <w:r>
-        <w:rPr>
-          <w:rFonts w:hint="cs"/>
-          <w:rtl/>
-          <w:lang w:bidi="ar-SA"/>
-        </w:rPr>
-        <w:t>)</w:t>
+          <w:rFonts w:hint="cs"/>
+          <w:rtl/>
+          <w:lang w:bidi="ar-AE"/>
+        </w:rPr>
+        <w:t>ال</w:t>
+      </w:r>
+      <w:r>
+        <w:rPr>
+          <w:rFonts w:hint="cs"/>
+          <w:rtl/>
+          <w:lang w:bidi="ar-AE"/>
+        </w:rPr>
+        <w:t>ضخمة في حجمها</w:t>
+      </w:r>
+      <w:r>
+        <w:rPr>
+          <w:rFonts w:hint="cs"/>
+          <w:rtl/>
+          <w:lang w:bidi="ar-AE"/>
+        </w:rPr>
+        <w:t xml:space="preserve"> والكرازة بالحقائق التي لا تُقاس، التي تشكّل أساس روابط كل الكائنات بالله في المسيح، يمنح للمسيحية طابعًا خاصًا كليًا ويُظهر طبيعتها الإلهية. إننا نرى بأن الذي يُعلن عن أعمق الحقائق ويضعها في مكانها الصحيح في دائرة الأفكار الإلهية، يتكلم عنها كأمر معروف ويخبر بها كما لو كانت أفكاره؛ وهو باستطاعته (إذ أنه روح إله المحبة) أن يملأ القلب بالاعتبارات الرقيقة التي فقط المحبة وحدها يمكنها أن توحي بها، برفعة تكشف عن مصدرها، وبرقة التطبيق الذي يُري بأنه مهما كانت عظمة أفكاره، هو حر بأن يفكر بكل شيء.</w:t>
       </w:r>
     </w:p>
     <w:p>
       <w:pPr>
         <w:rPr>
           <w:rtl/>
-          <w:lang w:bidi="ar-SA"/>
+          <w:lang w:bidi="ar-AE"/>
         </w:rPr>
       </w:pPr>
       <w:r>
         <w:rPr>
           <w:rFonts w:hint="cs"/>
           <w:rtl/>
-          <w:lang w:bidi="ar-SA"/>
-        </w:rPr>
-        <w:t>يقف جدعون أمام المعركة الحاسمة مع المديانيين. لكن قبل ابتداء أول معركة أتاه الله بصورة عجيبة وشدّد إيمانه. وقد جعل جدعون يسمع من فم رجلٍ مدياني ما كان في قلب المديانيين. ولكي يشجعنا،</w:t>
-      </w:r>
-      <w:r>
-        <w:rPr>
-          <w:rtl/>
-        </w:rPr>
-        <w:t xml:space="preserve"> </w:t>
-      </w:r>
-      <w:r>
-        <w:rPr>
-          <w:rtl/>
-          <w:lang w:bidi="ar-SA"/>
-        </w:rPr>
-        <w:t>كثيرًا ما يجعلنا</w:t>
-      </w:r>
-      <w:r>
-        <w:rPr>
-          <w:rFonts w:hint="cs"/>
-          <w:rtl/>
-          <w:lang w:bidi="ar-SA"/>
-        </w:rPr>
-        <w:t xml:space="preserve"> الله كذلك في أيامنا نعرف ما في قلب أعداءنا. إن كلام الشياطين في متى 8: 29: "</w:t>
-      </w:r>
-      <w:r>
-        <w:rPr>
-          <w:rtl/>
-          <w:lang w:bidi="ar-SA"/>
-        </w:rPr>
-        <w:t>أَجِئْتَ إِلَى هُنَا قَبْلَ الْوَقْتِ لِتُعَذِّبَنَا؟»</w:t>
-      </w:r>
-      <w:r>
-        <w:rPr>
-          <w:rFonts w:hint="cs"/>
-          <w:rtl/>
-          <w:lang w:bidi="ar-SA"/>
-        </w:rPr>
-        <w:t xml:space="preserve">" توضّح هذا الأمر. </w:t>
-      </w:r>
-      <w:r>
-        <w:rPr>
-          <w:rtl/>
-          <w:lang w:bidi="ar-SA"/>
-        </w:rPr>
-        <w:t xml:space="preserve">أما بالنسبة لشعوب هذا العالم، فيمكننا أن </w:t>
-      </w:r>
-      <w:r>
-        <w:rPr>
-          <w:rFonts w:hint="cs"/>
-          <w:rtl/>
-          <w:lang w:bidi="ar-SA"/>
-        </w:rPr>
-        <w:t>نكون م</w:t>
-      </w:r>
-      <w:r>
-        <w:rPr>
-          <w:rtl/>
-          <w:lang w:bidi="ar-SA"/>
-        </w:rPr>
-        <w:t>طمئن</w:t>
-      </w:r>
-      <w:r>
-        <w:rPr>
-          <w:rFonts w:hint="cs"/>
-          <w:rtl/>
-          <w:lang w:bidi="ar-SA"/>
-        </w:rPr>
-        <w:t>ين: كثيرون لا يشكون فعلاً بأن المسيحيين هم أخيرًا على حق. فقط لأنهم يعرفون أن كثيرين هم إلى جانبهم دائمًا ما يحاولون بأن يقنعوا الآخرين عكس ذلك. لكن الله يشجع عبده جدعون، وهو يشجعنا نحن أيضًا.</w:t>
+          <w:lang w:bidi="ar-AE"/>
+        </w:rPr>
+        <w:t>عندما تكون الروح البشرية مشغولة بمواضيع سامية فإنها تشعر ب</w:t>
+      </w:r>
+      <w:r>
+        <w:rPr>
+          <w:rFonts w:hint="cs"/>
+          <w:rtl/>
+          <w:lang w:bidi="ar-AE"/>
+        </w:rPr>
+        <w:t xml:space="preserve">ثقلها، ووزنها تحنيها؛ فالروح تُسبى بها ولا بد أن تتحرر من أي شيء آخر، لكي تمنح لها كامل انتباهها. الله يُعلن عن أفكاره، وهي تفيض، مهما كانت في عدم استطاعة الروح البشرية استقصاءها، بوضوحها الطبيعي وارتباطاتها المتبادلة، عندما يخبر بها بواسطة آنيته المختارة لهذا الأمر. هذه الآنية المذكورة أخيرًا هي حرة بأن تُعلن عن المحبة؛ لأن الله الذي يستخدمها ويوحي لها، هو محبة. وبأن يمثلوه هكذا هو حتى جزء جوهري في خدمتهم (عملهم)، أكثر من أن أن يتكلموا بأمور عميقة. </w:t>
+      </w:r>
+      <w:r>
+        <w:rPr>
+          <w:rFonts w:hint="cs"/>
+          <w:rtl/>
+          <w:lang w:bidi="ar-AE"/>
+        </w:rPr>
+        <w:t xml:space="preserve">فعندما يُساق خدام الله بهذه المحبة يظهر فيهم طابع الذي أرسلهم، كطابع الله الذي هو المحبة، وذلك بمراعاة كاملة بالآخرين وبأرق اعتبار لما تشعر به قلوبهم. </w:t>
+      </w:r>
+      <w:r>
+        <w:rPr>
+          <w:rFonts w:hint="cs"/>
+          <w:rtl/>
+          <w:lang w:bidi="ar-AE"/>
+        </w:rPr>
+        <w:t>إضافة لذلك تنكشف هذه المحبة في الروابط التي شكلها الروح القدس بين أعضاء جسد المسيح، أي بين الناس. العواطف المسيحية، في أنها نابعة من مصدر إلهي وهي مُطعمة عليها على الدوام، تتخذ هيئة مراع</w:t>
+      </w:r>
+      <w:r>
+        <w:rPr>
+          <w:rFonts w:hint="cs"/>
+          <w:rtl/>
+          <w:lang w:bidi="ar-AE"/>
+        </w:rPr>
+        <w:t>ا</w:t>
+      </w:r>
+      <w:r>
+        <w:rPr>
+          <w:rFonts w:hint="cs"/>
+          <w:rtl/>
+          <w:lang w:bidi="ar-AE"/>
+        </w:rPr>
+        <w:t xml:space="preserve">ة إنسانية تحمل تأثير منبعها في إظهار المحبة وما يتعارض مع الأنانية. </w:t>
+      </w:r>
+      <w:r>
+        <w:rPr>
+          <w:rFonts w:hint="cs"/>
+          <w:rtl/>
+          <w:lang w:bidi="ar-AE"/>
+        </w:rPr>
+        <w:t>المحبة الخالية من الأنانية تفكّر وتفكّر بكل ما يختص بالآخرين وتفهم ما يؤثر بهم.</w:t>
       </w:r>
     </w:p>
     <w:p>
       <w:pPr>
         <w:rPr>
           <w:rtl/>
-          <w:lang w:bidi="ar-SA"/>
+          <w:lang w:bidi="ar-AE"/>
         </w:rPr>
       </w:pPr>
       <w:r>
         <w:rPr>
           <w:rFonts w:hint="cs"/>
           <w:rtl/>
-          <w:lang w:bidi="ar-SA"/>
-        </w:rPr>
-        <w:t>لكن دعونا ننتبه بأن التشجيع الإلهي لا يسمح للجسد أبدًا أن يتعظم. كل ما يأتي من الكبرياء والُعجب بالنفس لا بد وأن يختفي. عندما يكون الله يريد أن يخبر عبده المختار عن الأمور التي ستحدث؛ عندما يكون يريد بأن يريه أنه سيضرب مديان كرجل واحد، فإنه أيضًا يجعله يشعر في عمق قلبه، بأنه في ذاته لا شيء إلا "رغيف شعير".</w:t>
+          <w:lang w:bidi="ar-AE"/>
+        </w:rPr>
+        <w:t xml:space="preserve">أُنيسيمُس، عبد هارب من سيده كان قد تاب راجعًا بالإيمان على يد بولس أثناء أسره في روما. فيلمون، رجل غني أو بالحري ثري، إذ امرأته كانت أيضًا قد آمنت، استقبل الكنيسة (الاجتماع) في بيته وعمل بنفسه قدر ما أُعطي في عمل الرب. أرخِبُّس كان عاملاً للرب ربما </w:t>
+      </w:r>
+      <w:r>
+        <w:rPr>
+          <w:rFonts w:hint="cs"/>
+          <w:rtl/>
+          <w:lang w:bidi="ar-AE"/>
+        </w:rPr>
+        <w:t>خدم</w:t>
+      </w:r>
+      <w:r>
+        <w:rPr>
+          <w:rFonts w:hint="cs"/>
+          <w:rtl/>
+          <w:lang w:bidi="ar-AE"/>
+        </w:rPr>
+        <w:t xml:space="preserve"> في الكنيسة كمبشر</w:t>
+      </w:r>
+      <w:r>
+        <w:rPr>
+          <w:rFonts w:hint="cs"/>
+          <w:rtl/>
+          <w:lang w:bidi="ar-AE"/>
+        </w:rPr>
+        <w:t>؛ على أي حال هو تشارك في جهاد الإنجيل وبالتالي كان على صلة مع فيلمون والكنيسة.</w:t>
       </w:r>
     </w:p>
     <w:p>
       <w:pPr>
         <w:rPr>
           <w:rtl/>
-          <w:lang w:bidi="ar-SA"/>
+          <w:lang w:bidi="ar-AE"/>
         </w:rPr>
       </w:pPr>
       <w:r>
         <w:rPr>
           <w:rFonts w:hint="cs"/>
           <w:rtl/>
-          <w:lang w:bidi="ar-SA"/>
-        </w:rPr>
-        <w:t>أليس في هذا أيضًا تعليم عميق لنا؟ إن ازداد</w:t>
-      </w:r>
-      <w:r>
-        <w:rPr>
-          <w:rtl/>
-        </w:rPr>
-        <w:t xml:space="preserve"> </w:t>
-      </w:r>
-      <w:r>
-        <w:rPr>
-          <w:rtl/>
-          <w:lang w:bidi="ar-SA"/>
-        </w:rPr>
-        <w:t>المسيحيون</w:t>
-      </w:r>
-      <w:r>
-        <w:rPr>
-          <w:rFonts w:hint="cs"/>
-          <w:rtl/>
-          <w:lang w:bidi="ar-SA"/>
-        </w:rPr>
-        <w:t xml:space="preserve"> في تحررهم من شكلهم العالمي، وإن ازدادوا تشبهًا بـ"رغيف شعير" (أكثر الأطعمة تواضعًا)، فلن يقوى العالم على الصمود خوفًا منهم. بدلاً من ذلك نحن نسرّ بأن </w:t>
-      </w:r>
-      <w:r>
-        <w:rPr>
-          <w:rFonts w:hint="cs"/>
-          <w:rtl/>
-          <w:lang w:bidi="ar-SA"/>
-        </w:rPr>
-        <w:t>نحلّي</w:t>
-      </w:r>
-      <w:r>
-        <w:rPr>
-          <w:rFonts w:hint="cs"/>
-          <w:rtl/>
-          <w:lang w:bidi="ar-SA"/>
-        </w:rPr>
-        <w:t xml:space="preserve"> أنفسنا بزينة العالم</w:t>
-      </w:r>
-      <w:r>
-        <w:rPr>
-          <w:rFonts w:hint="cs"/>
-          <w:rtl/>
-          <w:lang w:bidi="ar-SA"/>
-        </w:rPr>
-        <w:t xml:space="preserve"> ونرغب بأن نكون محترمين فيه حتى أنه يعتقد بأننا أتينا إليه </w:t>
-      </w:r>
-      <w:r>
-        <w:rPr>
-          <w:rFonts w:hint="cs"/>
-          <w:rtl/>
-          <w:lang w:bidi="ar-SA"/>
-        </w:rPr>
-        <w:t>لنستنجد به.</w:t>
+          <w:lang w:bidi="ar-AE"/>
+        </w:rPr>
+        <w:t xml:space="preserve">الرسول يتوجّه، إذ أنه يريد إعادة أُنسيمُس ثانية، إلى كل الكنيسة؛ ولأجل هذا السبب يقول في تحيته: "نعمة وسلام"، دون أن يضيف: "رحمة"، كما يفعل الرسل هذا في رسائلهم الموجهة فقط إلى أشخاص كأفراد. على الرغم من توجهه في شفاعته من أجل أُنسيمُس، إلا أنه يريد بأن تساهم كل الكنيسة في هذا العبد المحبوب، الذي قد صار ولدًا لله. </w:t>
+      </w:r>
+      <w:r>
+        <w:rPr>
+          <w:rFonts w:hint="cs"/>
+          <w:rtl/>
+          <w:lang w:bidi="ar-AE"/>
+        </w:rPr>
+        <w:t>إن قلوب المسيحيين الآخرين في الكنيسة كانت نوعًا ما دعمًا وحِمًى لتصرّف فيلمون، كما أن توقّع الرسول منهم، بصفته خادم لله، غفرانًا لأُنسيمُس وعتقه.</w:t>
       </w:r>
     </w:p>
     <w:p>
       <w:pPr>
         <w:rPr>
           <w:rtl/>
-          <w:lang w:bidi="ar-SA"/>
+          <w:lang w:bidi="ar-AE"/>
         </w:rPr>
       </w:pPr>
       <w:r>
         <w:rPr>
           <w:rFonts w:hint="cs"/>
           <w:rtl/>
-          <w:lang w:bidi="ar-SA"/>
-        </w:rPr>
-        <w:t>ومن ثم تتنوّع وسطنا هذه الغيرة السقيمة التي تجعل كل فرد دائمًا يتساءل: "ما الذي أفعله لك يا رب؟ كيف أشهد لك؟" من الأفضل لنا أن نتعلم بأننا لا شيء إلا "رغيف شعير"! دعونا نتعلم، بأن يكون لنا الفكر الذي كان في المسيح يسوع! الإنسان الذي في كل فكره بأن يُظهر أنه إنسان صادق سيبدو لنا عاجلاً أم آجلاً مشكوك به في هذه النقطة بالذات</w:t>
-      </w:r>
-      <w:r>
-        <w:rPr>
-          <w:rFonts w:hint="cs"/>
-          <w:rtl/>
-          <w:lang w:bidi="ar-SA"/>
-        </w:rPr>
-        <w:t xml:space="preserve">. وإن اجتهد أحد باستمرار بأن يُظهر أنه مسيحي </w:t>
-      </w:r>
-      <w:r>
-        <w:rPr>
-          <w:rtl/>
-          <w:lang w:bidi="ar-SA"/>
+          <w:lang w:bidi="ar-AE"/>
+        </w:rPr>
+        <w:t xml:space="preserve">بولس يعترف (كعادته) بكل الصلاح الذي كان في فيلمون ويستخدمه كدافع له ليطلق عنان عواطف النعمة، بالرغم من كل ما يمكن أن </w:t>
+      </w:r>
+      <w:r>
+        <w:rPr>
+          <w:rFonts w:hint="cs"/>
+          <w:rtl/>
+          <w:lang w:bidi="ar-AE"/>
+        </w:rPr>
+        <w:t xml:space="preserve">تُثار من أحاسيس  في جسد أُنسيمُس عند عودته، أو بالرغم من الرفض الذي من الممكن أن يحاول إبليس أن يُثيره فيه. </w:t>
+      </w:r>
+      <w:r>
+        <w:rPr>
+          <w:rFonts w:hint="cs"/>
+          <w:rtl/>
+          <w:lang w:bidi="ar-AE"/>
+        </w:rPr>
+        <w:t xml:space="preserve">الرسول يتمنى بأن يتراءى ما يبتغيه لأُنسيمُس لفيلمون بدافع شخصي. لأن عتق الذي كان عبدًا في الماضي، نعم، قَبوله الترحيبي كأخ، كان لا بد أن يكون له بُعدًا آخر كليًا غير كونه وصية من الرسول. </w:t>
+      </w:r>
+      <w:r>
+        <w:rPr>
+          <w:rFonts w:hint="cs"/>
+          <w:rtl/>
+          <w:lang w:bidi="ar-AE"/>
+        </w:rPr>
+        <w:t>فالأمر دار حول مودة مسيحية ورباط المحبة. بتشديد كما وَجَب يتقدّم الرسول في حقه بمطالبة</w:t>
+      </w:r>
+      <w:r>
+        <w:rPr>
+          <w:rFonts w:hint="cs"/>
+          <w:rtl/>
+          <w:lang w:bidi="ar-AE"/>
+        </w:rPr>
+        <w:t xml:space="preserve"> فيلمون، وهذا فقط بغرض التنازل عنه وبذلك يزيد طلبه قوة. كذلك يوضّح بأن شركة إيمان فيلمون مع كل كنيسة الله والرسول </w:t>
+      </w:r>
+      <w:r>
+        <w:rPr>
+          <w:rtl/>
+          <w:lang w:bidi="ar-AE"/>
         </w:rPr>
         <w:t>–</w:t>
       </w:r>
@@ -664,179 +293,273 @@
         <w:rPr>
           <w:rFonts w:hint="cs"/>
           <w:rtl/>
-          <w:lang w:bidi="ar-SA"/>
-        </w:rPr>
-        <w:t xml:space="preserve"> فيُخشى جدًا إن كان يعلم ما يعنيه فكر المسيح</w:t>
-      </w:r>
-      <w:r>
-        <w:rPr>
-          <w:rFonts w:hint="cs"/>
-          <w:rtl/>
-          <w:lang w:bidi="ar-SA"/>
-        </w:rPr>
-        <w:t>.</w:t>
+          <w:lang w:bidi="ar-AE"/>
+        </w:rPr>
+        <w:t xml:space="preserve"> أي الصورة التي ربطه فيها إيمانه في عمل المحبة المسيحية بكنيسة الله وبالذين عيّنهم الله عاملين فيها، كما وبالرب نفسه (يا لها من شركة مفتخرة ظهرت في فيلمون)، تُظهر عملها الكلي في الاعتراف بكل حقوق الرسول على قلبه (عدد 6).</w:t>
       </w:r>
     </w:p>
     <w:p>
       <w:pPr>
         <w:rPr>
           <w:rtl/>
-          <w:lang w:bidi="ar-SA"/>
+          <w:lang w:bidi="ar-AE"/>
         </w:rPr>
       </w:pPr>
       <w:r>
         <w:rPr>
           <w:rFonts w:hint="cs"/>
           <w:rtl/>
-          <w:lang w:bidi="ar-SA"/>
-        </w:rPr>
-        <w:t>إن كان الله</w:t>
-      </w:r>
-      <w:r>
-        <w:rPr>
-          <w:rtl/>
-          <w:lang w:bidi="ar-SA"/>
-        </w:rPr>
-        <w:t xml:space="preserve"> سيستخدم علم المتعلمين، وقوة الأشخاص المؤثرين ، وما إلى ذلك، لخلاصنا من قوة الشيطان والعالم</w:t>
-      </w:r>
-      <w:r>
-        <w:rPr>
-          <w:rFonts w:hint="cs"/>
-          <w:rtl/>
-          <w:lang w:bidi="ar-SA"/>
-        </w:rPr>
-        <w:t>، فسنقول</w:t>
-      </w:r>
-      <w:r>
-        <w:rPr>
-          <w:rtl/>
-        </w:rPr>
-        <w:t xml:space="preserve"> </w:t>
-      </w:r>
-      <w:r>
-        <w:rPr>
-          <w:rtl/>
-          <w:lang w:bidi="ar-SA"/>
-        </w:rPr>
-        <w:t xml:space="preserve">إننا قد </w:t>
-      </w:r>
-      <w:r>
-        <w:rPr>
-          <w:rFonts w:hint="cs"/>
-          <w:rtl/>
-          <w:lang w:bidi="ar-SA"/>
-        </w:rPr>
-        <w:t>أعنّا</w:t>
-      </w:r>
-      <w:r>
-        <w:rPr>
-          <w:rtl/>
-          <w:lang w:bidi="ar-SA"/>
-        </w:rPr>
-        <w:t xml:space="preserve"> أنفسنا.</w:t>
-      </w:r>
-      <w:r>
-        <w:rPr>
-          <w:rFonts w:hint="cs"/>
-          <w:rtl/>
-          <w:lang w:bidi="ar-SA"/>
-        </w:rPr>
-        <w:t xml:space="preserve"> الله يقول للذين تمتعوا بـ"تميزات تربية حسنة": "ضع ما تعلّمته، حكمتك، تأثيرك جانبًا. فأنا لا أستطيع أن أعطي خلاصًا بها." إن الاستخدام الذي استخدمه بولس</w:t>
-      </w:r>
-      <w:r>
-        <w:rPr>
-          <w:rFonts w:hint="cs"/>
-          <w:rtl/>
-          <w:lang w:bidi="ar-SA"/>
-        </w:rPr>
-        <w:t xml:space="preserve"> من هذه الأمور نجد وصفه في كلمات فيلبي 3: 7: "</w:t>
-      </w:r>
-      <w:r>
-        <w:rPr>
-          <w:rtl/>
-        </w:rPr>
-        <w:t xml:space="preserve"> </w:t>
-      </w:r>
-      <w:r>
-        <w:rPr>
-          <w:rtl/>
-          <w:lang w:bidi="ar-SA"/>
-        </w:rPr>
-        <w:t>لكِنْ مَا كَانَ لِي رِبْحًا، فَهذَا قَدْ حَسِبْتُهُ مِنْ أَجْلِ الْمَسِيحِ خَسَارَةً.</w:t>
-      </w:r>
-      <w:r>
-        <w:rPr>
-          <w:rFonts w:hint="cs"/>
-          <w:rtl/>
-          <w:lang w:bidi="ar-SA"/>
-        </w:rPr>
-        <w:t xml:space="preserve">" كثيرًا ما أظهرت هذه الأمور المرغوبة جدًا بالذات أنها عائق في حروب الله، والأمر العظيم الذي علينا أن نتعلمه هو أن نضع جانبًا ونتركه. </w:t>
-      </w:r>
-      <w:r>
-        <w:rPr>
-          <w:rtl/>
-          <w:lang w:bidi="ar-SA"/>
-        </w:rPr>
-        <w:t>الله لن يسمح أبدًا للمعرفة البشرية، أو التأثير البشري، أو عظمة الشخصية البشرية، أو أي شيء آخر متعلق بالإنسان بالتأهل ليكون وسيلة لخلاصنا.</w:t>
-      </w:r>
-      <w:r>
-        <w:rPr>
-          <w:rFonts w:hint="cs"/>
-          <w:rtl/>
-          <w:lang w:bidi="ar-SA"/>
-        </w:rPr>
-        <w:t xml:space="preserve"> هو سهران بغيرة بأن لا تُستبدل قوة الروح القدس بالمعونات البشرية والتشبه بهم.</w:t>
+          <w:lang w:bidi="ar-AE"/>
+        </w:rPr>
+        <w:t>من الجميل أن نرى كيف ان بولس يخبر من جانب واحد بمحبته لأُنسيمُس في قلق يسرّح له كل دافع سيؤثر على قلب فيلمون، وكيف أنه في الجانب الآخر هذه العواطف المسيحية تبث فيه أيضًا ثقة تامة بمحبة هذا الأخ الأمين والفاضل، الذي كتب له. فيما يتعلق بذاك، فلقد كان من الممكن أن عودة عبده الهارب في الواقع أن تفسح مجالاً لعواطف غير مرغوبة في قلبه الطبيعي، الذي لأجل ذلك توسّط الرسول بواسطة رسالته لصالح ولده المحبوب الذي وُلد (بالإيمان) أثناء أسره. الله بذاته كان قد مهّد بعمل نعمته وسيلة ستؤثر على قلب فيلمون. في أنه صنع روابط جديدة كليًا بينه وأُنسيمُس</w:t>
+      </w:r>
+      <w:r>
+        <w:rPr>
+          <w:rFonts w:hint="cs"/>
+          <w:rtl/>
+          <w:lang w:bidi="ar-AE"/>
+        </w:rPr>
+        <w:t xml:space="preserve">. </w:t>
+      </w:r>
+      <w:r>
+        <w:rPr>
+          <w:rFonts w:hint="cs"/>
+          <w:rtl/>
+          <w:lang w:bidi="ar-AE"/>
+        </w:rPr>
+        <w:t>الرسول يطلب منه بأن يقبل مَن كان له عبدًا في الماضي كأخ؛ غير أنه من الواضح بحسب عدد 21، كان يتوقع عت</w:t>
+      </w:r>
+      <w:bookmarkStart w:id="0" w:name="_GoBack"/>
+      <w:bookmarkEnd w:id="0"/>
+      <w:r>
+        <w:rPr>
+          <w:rFonts w:hint="cs"/>
+          <w:rtl/>
+          <w:lang w:bidi="ar-AE"/>
+        </w:rPr>
+        <w:t xml:space="preserve">ق أُنسيمُس، مع أنه يرغب بأن يتم ذلك بدافع شخصي من الرب، نحو مَن أخطأ إليه أُنسيمُس. لكن كيفما سيكون الحال، إلا أن بولس يتكفل بنفسه كل شيء لأجل ابنه الحبيب. من بعد النعمة الحادثة معه كان أُنسيمُس الآن نافعًا لفيلمون كما وأيضًا لبولس أكثر مما مضى، حيث جعله الجسد عبدًا غير أمين وغير نافع؛ وكان على فيلمون أن يفرح بذلك. </w:t>
+      </w:r>
+      <w:r>
+        <w:rPr>
+          <w:rFonts w:hint="cs"/>
+          <w:rtl/>
+          <w:lang w:bidi="ar-AE"/>
+        </w:rPr>
+        <w:t>الرسول هنا يستخدم اسم "أُنسيمُس" بما يعنيه "نافع". أخيرًا هو يذكّر فيلمون بأنه هو بنفسه مدين له بخلاصه، بحياته كمسيحي.</w:t>
       </w:r>
     </w:p>
     <w:p>
       <w:pPr>
         <w:rPr>
-          <w:rFonts w:hint="cs"/>
-          <w:lang w:bidi="ar-SA"/>
+          <w:rtl/>
+          <w:lang w:bidi="ar-AE"/>
         </w:rPr>
       </w:pPr>
       <w:r>
         <w:rPr>
           <w:rFonts w:hint="cs"/>
           <w:rtl/>
-          <w:lang w:bidi="ar-SA"/>
-        </w:rPr>
-        <w:t>إن تركنا هذه الأمور جانبًا فسيبدو للآخرين كما لو أننا نطرح تأثيرنا ومنفعتنا جانبًا؛ لكن ما هي المنفعة؟ ما هو "فعل الصلاح"؟ هو أن نتمم مشيئة الله. والله هو كافٍ للإيمان. لذا ليكن في قلوبنا موضوعٌ بأن نُظهر مسيحية تعترف بحقوق الله في كل شيء وتُظهر تقوى حقيقية</w:t>
-      </w:r>
-      <w:r>
-        <w:rPr>
-          <w:rFonts w:hint="cs"/>
-          <w:rtl/>
-          <w:lang w:bidi="ar-SA"/>
-        </w:rPr>
-        <w:t>. من الممكن أننا ظاهريًا نبدو فقط كرغيف شعير يتدحرج في محلة مديان، والعالم سيكون له ذات المشاعر من نحونا كما قال آنذاك الرجل المدياني لرفيقه: "</w:t>
-      </w:r>
-      <w:r>
-        <w:rPr>
-          <w:rtl/>
-        </w:rPr>
-        <w:t xml:space="preserve"> </w:t>
-      </w:r>
-      <w:r>
-        <w:rPr>
-          <w:rtl/>
-          <w:lang w:bidi="ar-SA"/>
-        </w:rPr>
-        <w:t>«لَيْسَ ذلِكَ إِلأَّ سَيْفَ جِدْعُونَ بْنِ يُوآشَ رَجُلِ إِسْرَائِيلَ. قَدْ دَفَعَ اللهُ إِلَى يَدِهِ الْمِدْيَانِيِّينَ وَكُلَّ الْجَيْشِ»</w:t>
-      </w:r>
-      <w:r>
-        <w:rPr>
-          <w:rFonts w:hint="cs"/>
-          <w:rtl/>
-          <w:lang w:bidi="ar-SA"/>
-        </w:rPr>
-        <w:t>"</w:t>
+          <w:lang w:bidi="ar-AE"/>
+        </w:rPr>
+        <w:t xml:space="preserve">بولس كان في ذلك الوقت أسيرًا في روما؛ والله قاد أُنسيمُس إلى المدينة (حيث اجتمع </w:t>
+      </w:r>
+      <w:r>
+        <w:rPr>
+          <w:rFonts w:hint="cs"/>
+          <w:rtl/>
+          <w:lang w:bidi="ar-AE"/>
+        </w:rPr>
+        <w:t xml:space="preserve">كل </w:t>
+      </w:r>
+      <w:r>
+        <w:rPr>
+          <w:rFonts w:hint="cs"/>
+          <w:rtl/>
+          <w:lang w:bidi="ar-AE"/>
+        </w:rPr>
+        <w:t>الناس</w:t>
+      </w:r>
+      <w:r>
+        <w:rPr>
+          <w:rFonts w:hint="cs"/>
+          <w:rtl/>
+          <w:lang w:bidi="ar-AE"/>
+        </w:rPr>
+        <w:t xml:space="preserve">)، </w:t>
+      </w:r>
+      <w:r>
+        <w:rPr>
+          <w:rFonts w:hint="cs"/>
+          <w:rtl/>
+          <w:lang w:bidi="ar-AE"/>
+        </w:rPr>
+        <w:t>ليقدم له الخلاص ومعرفة الرب لكيما نتعلم من ذلك وليحصل أُنسيمُس على مكانة جديدة في جماعة المسيحيين. (إنه يبدو من الطريقة التي يعبّر بها الرسول بأنه كان يفكر بأن أُنسيمُس فعلاً كان يود أن يكون آنية لله في الكنيسة وأن يكون نافعًا لخدمة السيد. إنه كان سيحتفظ به عنده ليخدمه في وثق الإنجيل؛ لكنه اعترف تمامًا بالروابط التي كانت لأُنسيمس مع فيلمون. كما ولقد كان أفضل بكثير لنفسية أُنسيمُس بأن يخضع</w:t>
+      </w:r>
+      <w:r>
+        <w:rPr>
+          <w:rFonts w:hint="cs"/>
+          <w:rtl/>
+          <w:lang w:bidi="ar-AE"/>
+        </w:rPr>
+        <w:t xml:space="preserve"> حيثما اقترف إثمًا عند منحه الحرية التي سيحصل عليها بمحبة فيلمون.)</w:t>
+      </w:r>
+    </w:p>
+    <w:p>
+      <w:pPr>
+        <w:rPr>
+          <w:rtl/>
+          <w:lang w:bidi="ar-AE"/>
+        </w:rPr>
+      </w:pPr>
+      <w:r>
+        <w:rPr>
+          <w:rFonts w:hint="cs"/>
+          <w:rtl/>
+          <w:lang w:bidi="ar-AE"/>
+        </w:rPr>
+        <w:t>على ما يبدو بولس كتب هذه الرسالة في نهاية أسره؛ فلقد تأمّل على الأقل بأن يُطلق سراحه وأرسله ليُعدّ له مكانًا يبيت فيه. الأسماء التي نجدها هنا نجدها أيضًا في رسالة كولوسي. كولوسي 4: 9 يقول الرسول: "</w:t>
+      </w:r>
+      <w:r>
+        <w:rPr>
+          <w:rtl/>
+          <w:lang w:bidi="ar-AE"/>
+        </w:rPr>
+        <w:t xml:space="preserve">أُنِسِيمُسَ </w:t>
+      </w:r>
+      <w:r>
+        <w:rPr>
+          <w:rFonts w:hint="cs"/>
+          <w:rtl/>
+          <w:lang w:bidi="ar-AE"/>
+        </w:rPr>
+        <w:t>...</w:t>
+      </w:r>
+      <w:r>
+        <w:rPr>
+          <w:rtl/>
+          <w:lang w:bidi="ar-AE"/>
+        </w:rPr>
+        <w:t xml:space="preserve"> الَّذِي هُوَ مِنْكُمْ</w:t>
+      </w:r>
+      <w:r>
+        <w:rPr>
+          <w:rFonts w:hint="cs"/>
+          <w:rtl/>
+          <w:lang w:bidi="ar-AE"/>
+        </w:rPr>
+        <w:t xml:space="preserve">"، مما نستنتجه من ذلك بأن أُنسيمُس، إن كان هو ذات الشخص الذي بسببه كتب بولس إلى </w:t>
+      </w:r>
+      <w:r>
+        <w:rPr>
+          <w:rFonts w:hint="cs"/>
+          <w:rtl/>
+          <w:lang w:bidi="ar-AE"/>
+        </w:rPr>
+        <w:t>ف</w:t>
+      </w:r>
+      <w:r>
+        <w:rPr>
+          <w:rFonts w:hint="cs"/>
+          <w:rtl/>
+          <w:lang w:bidi="ar-AE"/>
+        </w:rPr>
+        <w:t>يلمون،</w:t>
+      </w:r>
+      <w:r>
+        <w:rPr>
+          <w:rFonts w:hint="cs"/>
+          <w:rtl/>
+          <w:lang w:bidi="ar-AE"/>
+        </w:rPr>
+        <w:t xml:space="preserve"> كان من كولوسي. ومما يؤكد على ذلك ذكر أرخِبُس الذي أُنذِر بأن ينتبه لخدمته (كولوسي 4: 17). إن صحّ افتراضنا فالحقيقة بأن بولس يتكلم في رسالته لأهل كولوسي بكل لطف عن أُنسيمُس، هي برهان آخر على عنايته المُحبّة لحديث الإيمان هذا؛ فهو يضعه على قلب الكنيسة بإرساله رسالته لهم بواسطته وبواسطة تيخيكُس. إن تيخيكُس هذا كان ايضًا مَن أوصل الرسالة إلى أفسس؛ فهذه الرسالة التي ذُكرت أخيرًا لا تحتوي على تحيات. </w:t>
+      </w:r>
+      <w:r>
+        <w:rPr>
+          <w:rFonts w:hint="cs"/>
+          <w:rtl/>
+          <w:lang w:bidi="ar-AE"/>
+        </w:rPr>
+        <w:t>الاسمان</w:t>
+      </w:r>
+      <w:r>
+        <w:rPr>
+          <w:rFonts w:hint="cs"/>
+          <w:rtl/>
+          <w:lang w:bidi="ar-AE"/>
+        </w:rPr>
+        <w:t xml:space="preserve"> "بولس و تيموثاوس"</w:t>
+      </w:r>
+      <w:r>
+        <w:rPr>
+          <w:rFonts w:hint="cs"/>
+          <w:rtl/>
+          <w:lang w:bidi="ar-AE"/>
+        </w:rPr>
+        <w:t xml:space="preserve"> نجدهما معًا في الرسالتين المكتوبة لأهل كولوسي ولفيلمون، كما وفي رسالة فيلبي (الذين تأمّل الرسول بأن يُرسل تيموثاوس إليهم سريعًا)، ولكن ليس في رسالة أفسس. إني لن أخرج باستنتاجات من التفاصيل التي ذكرتها أخيرًا؛ غير أنها مهمة للإشارة إلى ذلك. </w:t>
+      </w:r>
+      <w:r>
+        <w:rPr>
+          <w:rFonts w:hint="cs"/>
+          <w:rtl/>
+          <w:lang w:bidi="ar-AE"/>
+        </w:rPr>
+        <w:t>إن الرسائل الأربعة التي ذكرتها كُتبت أثناء أسر الرسول في روما، في وقت توقع إطلاق سراحه منه.</w:t>
+      </w:r>
+    </w:p>
+    <w:p>
+      <w:pPr>
+        <w:rPr>
+          <w:rFonts w:hint="cs"/>
+          <w:rtl/>
+          <w:lang w:bidi="ar-AE"/>
+        </w:rPr>
+      </w:pPr>
+      <w:r>
+        <w:rPr>
+          <w:rFonts w:hint="cs"/>
+          <w:rtl/>
+          <w:lang w:bidi="ar-AE"/>
+        </w:rPr>
+        <w:t>إن الذي علينا أن ننتبه إليه في رسالة فيلمون بصورة خاصة، هي المحبة التي سادت في هذه الدائرة الحميمة (مُؤَمَّنَة بإظهار لا مثيل له من التعليم)</w:t>
+      </w:r>
+      <w:r>
+        <w:rPr>
+          <w:rFonts w:hint="cs"/>
+          <w:rtl/>
+          <w:lang w:bidi="ar-AE"/>
+        </w:rPr>
+        <w:t xml:space="preserve"> والتي أثمرت </w:t>
+      </w:r>
+      <w:r>
+        <w:rPr>
+          <w:rtl/>
+          <w:lang w:bidi="ar-AE"/>
+        </w:rPr>
+        <w:t>–</w:t>
+      </w:r>
+      <w:r>
+        <w:rPr>
+          <w:rFonts w:hint="cs"/>
+          <w:rtl/>
+          <w:lang w:bidi="ar-AE"/>
+        </w:rPr>
+        <w:t xml:space="preserve"> محبة ربطت أعضاء المسيح ببعضهم ونشرت رائحة النعمة الزكية على كل الروابط التي من الممكن أن يكون فيها الناس بين بعضهم البعض، في أنهم انشغلوا بكل تفاصيل الحياة</w:t>
+      </w:r>
+      <w:r>
+        <w:rPr>
+          <w:rFonts w:hint="cs"/>
+          <w:rtl/>
+          <w:lang w:bidi="ar-AE"/>
+        </w:rPr>
+        <w:t xml:space="preserve"> مع الاحترام الكامل للياقة والاعتراف بكل الحقوق التي يمكن أن تكون للواحد نحو الآخر، نعم، كل ما يمكن أن يشعر به القلب البشري.</w:t>
       </w:r>
     </w:p>
     <w:sectPr>
-      <w:pgSz w:w="12240" w:h="15840"/>
-      <w:pgMar w:top="1440" w:right="1800" w:bottom="1440" w:left="1800" w:header="720" w:footer="720" w:gutter="0"/>
-      <w:cols w:space="720"/>
+      <w:pgSz w:w="11906" w:h="16838"/>
+      <w:pgMar w:top="1440" w:right="1800" w:bottom="1440" w:left="1800" w:header="708" w:footer="708" w:gutter="0"/>
+      <w:cols w:space="708"/>
+      <w:bidi/>
+      <w:rtlGutter/>
       <w:docGrid w:linePitch="360"/>
     </w:sectPr>
   </w:body>
@@ -844,14 +567,14 @@
 </file>
 
 <file path=word/styles.xml><?xml version="1.0" encoding="utf-8"?>
-<w:styles xmlns:mc="http://schemas.openxmlformats.org/markup-compatibility/2006" xmlns:r="http://schemas.openxmlformats.org/officeDocument/2006/relationships" xmlns:w="http://schemas.openxmlformats.org/wordprocessingml/2006/main" xmlns:w14="http://schemas.microsoft.com/office/word/2010/wordml" xmlns:w15="http://schemas.microsoft.com/office/word/2012/wordml" xmlns:w16cex="http://schemas.microsoft.com/office/word/2018/wordml/cex" xmlns:w16cid="http://schemas.microsoft.com/office/word/2016/wordml/cid" xmlns:w16="http://schemas.microsoft.com/office/word/2018/wordml" xmlns:w16sdtdh="http://schemas.microsoft.com/office/word/2020/wordml/sdtdatahash" xmlns:w16se="http://schemas.microsoft.com/office/word/2015/wordml/symex" mc:Ignorable="w14 w15 w16se w16cid w16 w16cex w16sdtdh">
+<w:styles xmlns:mc="http://schemas.openxmlformats.org/markup-compatibility/2006" xmlns:r="http://schemas.openxmlformats.org/officeDocument/2006/relationships" xmlns:w="http://schemas.openxmlformats.org/wordprocessingml/2006/main" xmlns:w14="http://schemas.microsoft.com/office/word/2010/wordml" xmlns:w15="http://schemas.microsoft.com/office/word/2012/wordml" xmlns:w16cid="http://schemas.microsoft.com/office/word/2016/wordml/cid" xmlns:w16se="http://schemas.microsoft.com/office/word/2015/wordml/symex" mc:Ignorable="w14 w15 w16se w16cid">
   <w:docDefaults>
     <w:rPrDefault>
       <w:rPr>
         <w:rFonts w:ascii="Sakkal Majalla" w:eastAsiaTheme="minorHAnsi" w:hAnsi="Sakkal Majalla" w:cs="Sakkal Majalla"/>
         <w:sz w:val="28"/>
         <w:szCs w:val="28"/>
-        <w:lang w:val="en-US" w:eastAsia="en-US" w:bidi="he-IL"/>
+        <w:lang w:val="en-US" w:eastAsia="en-US" w:bidi="ar-SA"/>
       </w:rPr>
     </w:rPrDefault>
     <w:pPrDefault>
@@ -1280,7 +1003,7 @@
     <w:basedOn w:val="DefaultParagraphFont"/>
     <w:uiPriority w:val="99"/>
     <w:unhideWhenUsed/>
-    <w:rsid w:val="00D5740D"/>
+    <w:rsid w:val="001604D2"/>
     <w:rPr>
       <w:color w:val="0563C1" w:themeColor="hyperlink"/>
       <w:u w:val="single"/>
@@ -1292,7 +1015,7 @@
     <w:uiPriority w:val="99"/>
     <w:semiHidden/>
     <w:unhideWhenUsed/>
-    <w:rsid w:val="00D5740D"/>
+    <w:rsid w:val="001604D2"/>
     <w:rPr>
       <w:color w:val="605E5C"/>
       <w:shd w:val="clear" w:color="auto" w:fill="E1DFDD"/>
